--- a/assets/resume/Vidit_Dhull_Data_Engineer.docx
+++ b/assets/resume/Vidit_Dhull_Data_Engineer.docx
@@ -29,26 +29,60 @@
           <w:sz w:val="36"/>
           <w:szCs w:val="36"/>
         </w:rPr>
-        <w:t>, Data Engineer</w:t>
+        <w:t xml:space="preserve"> |</w:t>
+      </w:r>
+      <w:r>
+        <w:rPr>
+          <w:rFonts w:asciiTheme="minorHAnsi" w:eastAsia="Verdana" w:hAnsiTheme="minorHAnsi" w:cstheme="minorHAnsi"/>
+          <w:b/>
+          <w:sz w:val="36"/>
+          <w:szCs w:val="36"/>
+        </w:rPr>
+        <w:t xml:space="preserve"> Data</w:t>
+      </w:r>
+      <w:r>
+        <w:rPr>
+          <w:rFonts w:asciiTheme="minorHAnsi" w:eastAsia="Verdana" w:hAnsiTheme="minorHAnsi" w:cstheme="minorHAnsi"/>
+          <w:b/>
+          <w:sz w:val="36"/>
+          <w:szCs w:val="36"/>
+        </w:rPr>
+        <w:t xml:space="preserve"> </w:t>
+      </w:r>
+      <w:r>
+        <w:rPr>
+          <w:rFonts w:asciiTheme="minorHAnsi" w:eastAsia="Verdana" w:hAnsiTheme="minorHAnsi" w:cstheme="minorHAnsi"/>
+          <w:b/>
+          <w:sz w:val="36"/>
+          <w:szCs w:val="36"/>
+        </w:rPr>
+        <w:t>Engineer</w:t>
       </w:r>
     </w:p>
     <w:p>
       <w:pPr>
         <w:spacing w:after="0" w:line="240" w:lineRule="auto"/>
+        <w:ind w:left="-397" w:right="-397"/>
         <w:jc w:val="center"/>
         <w:rPr>
           <w:rFonts w:cstheme="minorHAnsi"/>
-          <w:sz w:val="20"/>
-          <w:szCs w:val="20"/>
-        </w:rPr>
-      </w:pPr>
+        </w:rPr>
+      </w:pPr>
+      <w:r>
+        <w:rPr>
+          <w:b/>
+          <w:bCs/>
+        </w:rPr>
+        <w:t>Email</w:t>
+      </w:r>
+      <w:r>
+        <w:t xml:space="preserve">: </w:t>
+      </w:r>
       <w:hyperlink r:id="rId8" w:history="1">
         <w:r>
           <w:rPr>
             <w:rStyle w:val="Hyperlink"/>
             <w:rFonts w:cstheme="minorHAnsi"/>
-            <w:sz w:val="20"/>
-            <w:szCs w:val="20"/>
           </w:rPr>
           <w:t>vidit.dh@gmail.com</w:t>
         </w:r>
@@ -56,26 +90,72 @@
       <w:r>
         <w:rPr>
           <w:rFonts w:cstheme="minorHAnsi"/>
-          <w:sz w:val="20"/>
-          <w:szCs w:val="20"/>
-        </w:rPr>
-        <w:t xml:space="preserve"> | </w:t>
+        </w:rPr>
+        <w:t xml:space="preserve"> </w:t>
       </w:r>
       <w:r>
         <w:rPr>
           <w:rFonts w:cstheme="minorHAnsi"/>
-          <w:sz w:val="20"/>
-          <w:szCs w:val="20"/>
-        </w:rPr>
-        <w:t xml:space="preserve">Portfolio: </w:t>
+        </w:rPr>
+        <w:t>|</w:t>
+      </w:r>
+      <w:r>
+        <w:rPr>
+          <w:rFonts w:cstheme="minorHAnsi"/>
+        </w:rPr>
+        <w:t xml:space="preserve"> </w:t>
+      </w:r>
+      <w:r>
+        <w:rPr>
+          <w:rFonts w:cstheme="minorHAnsi"/>
+          <w:b/>
+          <w:bCs/>
+        </w:rPr>
+        <w:t>Mobile</w:t>
+      </w:r>
+      <w:r>
+        <w:rPr>
+          <w:rFonts w:cstheme="minorHAnsi"/>
+        </w:rPr>
+        <w:t xml:space="preserve">: </w:t>
+      </w:r>
+      <w:r>
+        <w:rPr>
+          <w:rFonts w:cstheme="minorHAnsi"/>
+        </w:rPr>
+        <w:t>+91</w:t>
+      </w:r>
+      <w:r>
+        <w:rPr>
+          <w:rFonts w:cstheme="minorHAnsi"/>
+        </w:rPr>
+        <w:t xml:space="preserve"> 9355512200 </w:t>
+      </w:r>
+      <w:r>
+        <w:rPr>
+          <w:rFonts w:cstheme="minorHAnsi"/>
+        </w:rPr>
+        <w:t xml:space="preserve">| </w:t>
+      </w:r>
+      <w:r>
+        <w:rPr>
+          <w:rFonts w:cstheme="minorHAnsi"/>
+          <w:b/>
+          <w:bCs/>
+        </w:rPr>
+        <w:t>Portfolio</w:t>
+      </w:r>
+      <w:r>
+        <w:rPr>
+          <w:rFonts w:cstheme="minorHAnsi"/>
+        </w:rPr>
+        <w:t xml:space="preserve">: </w:t>
       </w:r>
       <w:hyperlink r:id="rId9" w:history="1">
         <w:r>
           <w:rPr>
             <w:rStyle w:val="Hyperlink"/>
             <w:rFonts w:cstheme="minorHAnsi"/>
-            <w:sz w:val="20"/>
-            <w:szCs w:val="20"/>
           </w:rPr>
           <w:t>viditdhull.github.io</w:t>
         </w:r>
@@ -83,46 +163,95 @@
       <w:r>
         <w:rPr>
           <w:rFonts w:cstheme="minorHAnsi"/>
-          <w:sz w:val="20"/>
-          <w:szCs w:val="20"/>
-        </w:rPr>
-        <w:t xml:space="preserve"> | +91 9355512200  | </w:t>
+        </w:rPr>
+        <w:t xml:space="preserve"> | </w:t>
       </w:r>
       <w:r>
         <w:rPr>
           <w:rFonts w:cstheme="minorHAnsi"/>
-          <w:sz w:val="20"/>
-          <w:szCs w:val="20"/>
-        </w:rPr>
-        <w:t xml:space="preserve">LinkedIn: </w:t>
+          <w:b/>
+          <w:bCs/>
+        </w:rPr>
+        <w:t>LinkedIn</w:t>
+      </w:r>
+      <w:r>
+        <w:rPr>
+          <w:rFonts w:cstheme="minorHAnsi"/>
+        </w:rPr>
+        <w:t xml:space="preserve">: </w:t>
       </w:r>
       <w:hyperlink r:id="rId10" w:history="1">
         <w:r>
           <w:rPr>
             <w:rStyle w:val="Hyperlink"/>
             <w:rFonts w:cstheme="minorHAnsi"/>
-            <w:sz w:val="20"/>
-            <w:szCs w:val="20"/>
           </w:rPr>
-          <w:t>linkedin/viditdhull/</w:t>
+          <w:t>linkedin.com/in/viditdhull</w:t>
         </w:r>
       </w:hyperlink>
-      <w:r>
-        <w:rPr>
-          <w:sz w:val="24"/>
-          <w:szCs w:val="24"/>
-        </w:rPr>
-        <w:t xml:space="preserve"> | Bengaluru, India</w:t>
-      </w:r>
     </w:p>
     <w:p>
       <w:pPr>
+        <w:spacing w:after="0" w:line="240" w:lineRule="auto"/>
+        <w:ind w:left="-397" w:right="-397"/>
+        <w:jc w:val="center"/>
+        <w:rPr>
+          <w:rFonts w:cstheme="minorHAnsi"/>
+          <w:sz w:val="20"/>
+          <w:szCs w:val="20"/>
+        </w:rPr>
+      </w:pPr>
+      <w:r>
+        <w:rPr>
+          <w:rFonts w:cstheme="minorHAnsi"/>
+          <w:b/>
+          <w:bCs/>
+        </w:rPr>
+        <w:t>Location</w:t>
+      </w:r>
+      <w:r>
+        <w:rPr>
+          <w:rFonts w:cstheme="minorHAnsi"/>
+        </w:rPr>
+        <w:t xml:space="preserve">: </w:t>
+      </w:r>
+      <w:r>
+        <w:rPr>
+          <w:rFonts w:cstheme="minorHAnsi"/>
+        </w:rPr>
+        <w:t>Bengaluru, India | Open to</w:t>
+      </w:r>
+      <w:r>
+        <w:rPr>
+          <w:rFonts w:cstheme="minorHAnsi"/>
+        </w:rPr>
+        <w:t xml:space="preserve"> EU</w:t>
+      </w:r>
+      <w:r>
+        <w:rPr>
+          <w:rFonts w:cstheme="minorHAnsi"/>
+        </w:rPr>
+        <w:t xml:space="preserve"> </w:t>
+      </w:r>
+      <w:r>
+        <w:rPr>
+          <w:rFonts w:cstheme="minorHAnsi"/>
+        </w:rPr>
+        <w:t>R</w:t>
+      </w:r>
+      <w:r>
+        <w:rPr>
+          <w:rFonts w:cstheme="minorHAnsi"/>
+        </w:rPr>
+        <w:t>elocation | Requires employer-sponsored work authorisation</w:t>
+      </w:r>
+    </w:p>
+    <w:p>
+      <w:pPr>
         <w:spacing w:after="0" w:line="120" w:lineRule="auto"/>
         <w:ind w:right="-397"/>
         <w:rPr>
           <w:rFonts w:cstheme="minorHAnsi"/>
-          <w:sz w:val="24"/>
-          <w:szCs w:val="24"/>
         </w:rPr>
       </w:pPr>
     </w:p>
@@ -157,477 +286,6 @@
           <w:szCs w:val="32"/>
         </w:rPr>
         <w:t>SUMMARY</w:t>
-      </w:r>
-    </w:p>
-    <w:p>
-      <w:pPr>
-        <w:pStyle w:val="LO-normal"/>
-        <w:numPr>
-          <w:ilvl w:val="0"/>
-          <w:numId w:val="26"/>
-        </w:numPr>
-        <w:ind w:left="0" w:right="-397"/>
-        <w:rPr>
-          <w:rFonts w:asciiTheme="minorHAnsi" w:eastAsiaTheme="minorHAnsi" w:hAnsiTheme="minorHAnsi" w:cstheme="minorHAnsi"/>
-          <w:kern w:val="2"/>
-          <w:lang w:val="en-IN" w:eastAsia="en-US" w:bidi="ar-SA"/>
-          <w14:ligatures w14:val="standardContextual"/>
-        </w:rPr>
-      </w:pPr>
-      <w:r>
-        <w:rPr>
-          <w:rFonts w:asciiTheme="minorHAnsi" w:eastAsiaTheme="minorHAnsi" w:hAnsiTheme="minorHAnsi" w:cstheme="minorHAnsi"/>
-          <w:b/>
-          <w:bCs/>
-          <w:kern w:val="2"/>
-          <w:lang w:val="en-IN" w:eastAsia="en-US" w:bidi="ar-SA"/>
-          <w14:ligatures w14:val="standardContextual"/>
-        </w:rPr>
-        <w:t>Data</w:t>
-      </w:r>
-      <w:r>
-        <w:rPr>
-          <w:rFonts w:asciiTheme="minorHAnsi" w:eastAsiaTheme="minorHAnsi" w:hAnsiTheme="minorHAnsi" w:cstheme="minorHAnsi"/>
-          <w:b/>
-          <w:bCs/>
-          <w:kern w:val="2"/>
-          <w:lang w:val="en-IN" w:eastAsia="en-US" w:bidi="ar-SA"/>
-          <w14:ligatures w14:val="standardContextual"/>
-        </w:rPr>
-        <w:t xml:space="preserve"> </w:t>
-      </w:r>
-      <w:r>
-        <w:rPr>
-          <w:rFonts w:asciiTheme="minorHAnsi" w:eastAsiaTheme="minorHAnsi" w:hAnsiTheme="minorHAnsi" w:cstheme="minorHAnsi"/>
-          <w:b/>
-          <w:bCs/>
-          <w:kern w:val="2"/>
-          <w:lang w:val="en-IN" w:eastAsia="en-US" w:bidi="ar-SA"/>
-          <w14:ligatures w14:val="standardContextual"/>
-        </w:rPr>
-        <w:t>Engineer</w:t>
-      </w:r>
-      <w:r>
-        <w:rPr>
-          <w:rFonts w:asciiTheme="minorHAnsi" w:eastAsiaTheme="minorHAnsi" w:hAnsiTheme="minorHAnsi" w:cstheme="minorHAnsi"/>
-          <w:kern w:val="2"/>
-          <w:lang w:val="en-IN" w:eastAsia="en-US" w:bidi="ar-SA"/>
-          <w14:ligatures w14:val="standardContextual"/>
-        </w:rPr>
-        <w:t xml:space="preserve"> </w:t>
-      </w:r>
-      <w:r>
-        <w:rPr>
-          <w:rFonts w:asciiTheme="minorHAnsi" w:eastAsiaTheme="minorHAnsi" w:hAnsiTheme="minorHAnsi" w:cstheme="minorHAnsi"/>
-          <w:kern w:val="2"/>
-          <w:lang w:val="en-IN" w:eastAsia="en-US" w:bidi="ar-SA"/>
-          <w14:ligatures w14:val="standardContextual"/>
-        </w:rPr>
-        <w:t xml:space="preserve">with </w:t>
-      </w:r>
-      <w:r>
-        <w:rPr>
-          <w:rFonts w:asciiTheme="minorHAnsi" w:eastAsiaTheme="minorHAnsi" w:hAnsiTheme="minorHAnsi" w:cstheme="minorHAnsi"/>
-          <w:b/>
-          <w:bCs/>
-          <w:kern w:val="2"/>
-          <w:lang w:val="en-IN" w:eastAsia="en-US" w:bidi="ar-SA"/>
-          <w14:ligatures w14:val="standardContextual"/>
-        </w:rPr>
-        <w:t>3</w:t>
-      </w:r>
-      <w:r>
-        <w:rPr>
-          <w:rFonts w:asciiTheme="minorHAnsi" w:eastAsiaTheme="minorHAnsi" w:hAnsiTheme="minorHAnsi" w:cstheme="minorHAnsi"/>
-          <w:b/>
-          <w:bCs/>
-          <w:kern w:val="2"/>
-          <w:lang w:val="en-IN" w:eastAsia="en-US" w:bidi="ar-SA"/>
-          <w14:ligatures w14:val="standardContextual"/>
-        </w:rPr>
-        <w:t>+ years</w:t>
-      </w:r>
-      <w:r>
-        <w:rPr>
-          <w:rFonts w:asciiTheme="minorHAnsi" w:eastAsiaTheme="minorHAnsi" w:hAnsiTheme="minorHAnsi" w:cstheme="minorHAnsi"/>
-          <w:b/>
-          <w:bCs/>
-          <w:kern w:val="2"/>
-          <w:lang w:val="en-IN" w:eastAsia="en-US" w:bidi="ar-SA"/>
-          <w14:ligatures w14:val="standardContextual"/>
-        </w:rPr>
-        <w:t xml:space="preserve"> experience in</w:t>
-      </w:r>
-      <w:r>
-        <w:rPr>
-          <w:rFonts w:asciiTheme="minorHAnsi" w:eastAsiaTheme="minorHAnsi" w:hAnsiTheme="minorHAnsi" w:cstheme="minorHAnsi"/>
-          <w:b/>
-          <w:bCs/>
-          <w:kern w:val="2"/>
-          <w:lang w:val="en-IN" w:eastAsia="en-US" w:bidi="ar-SA"/>
-          <w14:ligatures w14:val="standardContextual"/>
-        </w:rPr>
-        <w:t xml:space="preserve"> designing scalable lakehouse and event-driven data platforms</w:t>
-      </w:r>
-      <w:r>
-        <w:rPr>
-          <w:rFonts w:asciiTheme="minorHAnsi" w:eastAsiaTheme="minorHAnsi" w:hAnsiTheme="minorHAnsi" w:cstheme="minorHAnsi"/>
-          <w:kern w:val="2"/>
-          <w:lang w:val="en-IN" w:eastAsia="en-US" w:bidi="ar-SA"/>
-          <w14:ligatures w14:val="standardContextual"/>
-        </w:rPr>
-        <w:t xml:space="preserve"> for real-time telemetry analytics and enterprise reporting</w:t>
-      </w:r>
-      <w:r>
-        <w:rPr>
-          <w:rFonts w:asciiTheme="minorHAnsi" w:eastAsiaTheme="minorHAnsi" w:hAnsiTheme="minorHAnsi" w:cstheme="minorHAnsi"/>
-          <w:kern w:val="2"/>
-          <w:lang w:val="en-IN" w:eastAsia="en-US" w:bidi="ar-SA"/>
-          <w14:ligatures w14:val="standardContextual"/>
-        </w:rPr>
-        <w:t>.</w:t>
-      </w:r>
-    </w:p>
-    <w:p>
-      <w:pPr>
-        <w:pStyle w:val="LO-normal"/>
-        <w:numPr>
-          <w:ilvl w:val="0"/>
-          <w:numId w:val="26"/>
-        </w:numPr>
-        <w:ind w:left="0" w:right="-397"/>
-        <w:rPr>
-          <w:rFonts w:asciiTheme="minorHAnsi" w:eastAsiaTheme="minorHAnsi" w:hAnsiTheme="minorHAnsi" w:cstheme="minorHAnsi"/>
-          <w:kern w:val="2"/>
-          <w:lang w:val="en-IN" w:eastAsia="en-US" w:bidi="ar-SA"/>
-          <w14:ligatures w14:val="standardContextual"/>
-        </w:rPr>
-      </w:pPr>
-      <w:r>
-        <w:rPr>
-          <w:rFonts w:asciiTheme="minorHAnsi" w:eastAsiaTheme="minorHAnsi" w:hAnsiTheme="minorHAnsi" w:cstheme="minorHAnsi"/>
-          <w:b/>
-          <w:bCs/>
-          <w:kern w:val="2"/>
-          <w:lang w:val="en-IN" w:eastAsia="en-US" w:bidi="ar-SA"/>
-          <w14:ligatures w14:val="standardContextual"/>
-        </w:rPr>
-        <w:t>Strong ownership mindset</w:t>
-      </w:r>
-      <w:r>
-        <w:rPr>
-          <w:rFonts w:asciiTheme="minorHAnsi" w:eastAsiaTheme="minorHAnsi" w:hAnsiTheme="minorHAnsi" w:cstheme="minorHAnsi"/>
-          <w:kern w:val="2"/>
-          <w:lang w:val="en-IN" w:eastAsia="en-US" w:bidi="ar-SA"/>
-          <w14:ligatures w14:val="standardContextual"/>
-        </w:rPr>
-        <w:t xml:space="preserve"> with hands-on </w:t>
-      </w:r>
-      <w:r>
-        <w:rPr>
-          <w:rFonts w:asciiTheme="minorHAnsi" w:eastAsiaTheme="minorHAnsi" w:hAnsiTheme="minorHAnsi" w:cstheme="minorHAnsi"/>
-          <w:b/>
-          <w:bCs/>
-          <w:kern w:val="2"/>
-          <w:lang w:val="en-IN" w:eastAsia="en-US" w:bidi="ar-SA"/>
-          <w14:ligatures w14:val="standardContextual"/>
-        </w:rPr>
-        <w:t>leadership in platform architecture</w:t>
-      </w:r>
-      <w:r>
-        <w:rPr>
-          <w:rFonts w:asciiTheme="minorHAnsi" w:eastAsiaTheme="minorHAnsi" w:hAnsiTheme="minorHAnsi" w:cstheme="minorHAnsi"/>
-          <w:kern w:val="2"/>
-          <w:lang w:val="en-IN" w:eastAsia="en-US" w:bidi="ar-SA"/>
-          <w14:ligatures w14:val="standardContextual"/>
-        </w:rPr>
-        <w:t>, performance optimization</w:t>
-      </w:r>
-      <w:r>
-        <w:rPr>
-          <w:rFonts w:asciiTheme="minorHAnsi" w:eastAsiaTheme="minorHAnsi" w:hAnsiTheme="minorHAnsi" w:cstheme="minorHAnsi"/>
-          <w:kern w:val="2"/>
-          <w:lang w:val="en-IN" w:eastAsia="en-US" w:bidi="ar-SA"/>
-          <w14:ligatures w14:val="standardContextual"/>
-        </w:rPr>
-        <w:t>, code reviews</w:t>
-      </w:r>
-      <w:r>
-        <w:rPr>
-          <w:rFonts w:asciiTheme="minorHAnsi" w:eastAsiaTheme="minorHAnsi" w:hAnsiTheme="minorHAnsi" w:cstheme="minorHAnsi"/>
-          <w:kern w:val="2"/>
-          <w:lang w:val="en-IN" w:eastAsia="en-US" w:bidi="ar-SA"/>
-          <w14:ligatures w14:val="standardContextual"/>
-        </w:rPr>
-        <w:t>, and reusable engineering standards</w:t>
-      </w:r>
-      <w:r>
-        <w:rPr>
-          <w:rFonts w:asciiTheme="minorHAnsi" w:eastAsiaTheme="minorHAnsi" w:hAnsiTheme="minorHAnsi" w:cstheme="minorHAnsi"/>
-          <w:kern w:val="2"/>
-          <w:lang w:val="en-IN" w:eastAsia="en-US" w:bidi="ar-SA"/>
-          <w14:ligatures w14:val="standardContextual"/>
-        </w:rPr>
-        <w:t>.</w:t>
-      </w:r>
-      <w:r>
-        <w:rPr>
-          <w:rFonts w:asciiTheme="minorHAnsi" w:eastAsiaTheme="minorHAnsi" w:hAnsiTheme="minorHAnsi" w:cstheme="minorHAnsi"/>
-          <w:kern w:val="2"/>
-          <w:lang w:val="en-IN" w:eastAsia="en-US" w:bidi="ar-SA"/>
-          <w14:ligatures w14:val="standardContextual"/>
-        </w:rPr>
-        <w:t xml:space="preserve"> Developed </w:t>
-      </w:r>
-      <w:r>
-        <w:rPr>
-          <w:rFonts w:asciiTheme="minorHAnsi" w:eastAsiaTheme="minorHAnsi" w:hAnsiTheme="minorHAnsi" w:cstheme="minorHAnsi"/>
-          <w:b/>
-          <w:bCs/>
-          <w:kern w:val="2"/>
-          <w:lang w:val="en-IN" w:eastAsia="en-US" w:bidi="ar-SA"/>
-          <w14:ligatures w14:val="standardContextual"/>
-        </w:rPr>
-        <w:t>AI-assisted SDLC automation</w:t>
-      </w:r>
-      <w:r>
-        <w:rPr>
-          <w:rFonts w:asciiTheme="minorHAnsi" w:eastAsiaTheme="minorHAnsi" w:hAnsiTheme="minorHAnsi" w:cstheme="minorHAnsi"/>
-          <w:kern w:val="2"/>
-          <w:lang w:val="en-IN" w:eastAsia="en-US" w:bidi="ar-SA"/>
-          <w14:ligatures w14:val="standardContextual"/>
-        </w:rPr>
-        <w:t xml:space="preserve"> using Azure OpenAI, agentic workflows, and developer productivity tooling.</w:t>
-      </w:r>
-    </w:p>
-    <w:p>
-      <w:pPr>
-        <w:pStyle w:val="LO-normal"/>
-        <w:numPr>
-          <w:ilvl w:val="0"/>
-          <w:numId w:val="26"/>
-        </w:numPr>
-        <w:ind w:left="0" w:right="-397"/>
-        <w:rPr>
-          <w:rFonts w:asciiTheme="minorHAnsi" w:eastAsiaTheme="minorHAnsi" w:hAnsiTheme="minorHAnsi" w:cstheme="minorHAnsi"/>
-          <w:kern w:val="2"/>
-          <w:lang w:val="en-IN" w:eastAsia="en-US" w:bidi="ar-SA"/>
-          <w14:ligatures w14:val="standardContextual"/>
-        </w:rPr>
-      </w:pPr>
-      <w:r>
-        <w:rPr>
-          <w:rFonts w:asciiTheme="minorHAnsi" w:eastAsiaTheme="minorHAnsi" w:hAnsiTheme="minorHAnsi" w:cstheme="minorHAnsi"/>
-          <w:b/>
-          <w:bCs/>
-          <w:kern w:val="2"/>
-          <w:lang w:val="en-IN" w:eastAsia="en-US" w:bidi="ar-SA"/>
-          <w14:ligatures w14:val="standardContextual"/>
-        </w:rPr>
-        <w:t>Ranked 1</w:t>
-      </w:r>
-      <w:r>
-        <w:rPr>
-          <w:rFonts w:asciiTheme="minorHAnsi" w:eastAsiaTheme="minorHAnsi" w:hAnsiTheme="minorHAnsi" w:cstheme="minorHAnsi"/>
-          <w:b/>
-          <w:bCs/>
-          <w:kern w:val="2"/>
-          <w:lang w:val="en-IN" w:eastAsia="en-US" w:bidi="ar-SA"/>
-          <w14:ligatures w14:val="standardContextual"/>
-        </w:rPr>
-        <w:t>st</w:t>
-      </w:r>
-      <w:r>
-        <w:rPr>
-          <w:rFonts w:asciiTheme="minorHAnsi" w:eastAsiaTheme="minorHAnsi" w:hAnsiTheme="minorHAnsi" w:cstheme="minorHAnsi"/>
-          <w:b/>
-          <w:bCs/>
-          <w:kern w:val="2"/>
-          <w:lang w:val="en-IN" w:eastAsia="en-US" w:bidi="ar-SA"/>
-          <w14:ligatures w14:val="standardContextual"/>
-        </w:rPr>
-        <w:t xml:space="preserve">  among 120+ students</w:t>
-      </w:r>
-      <w:r>
-        <w:rPr>
-          <w:rFonts w:asciiTheme="minorHAnsi" w:eastAsiaTheme="minorHAnsi" w:hAnsiTheme="minorHAnsi" w:cstheme="minorHAnsi"/>
-          <w:kern w:val="2"/>
-          <w:lang w:val="en-IN" w:eastAsia="en-US" w:bidi="ar-SA"/>
-          <w14:ligatures w14:val="standardContextual"/>
-        </w:rPr>
-        <w:t xml:space="preserve"> in PG</w:t>
-      </w:r>
-      <w:r>
-        <w:rPr>
-          <w:rFonts w:asciiTheme="minorHAnsi" w:eastAsiaTheme="minorHAnsi" w:hAnsiTheme="minorHAnsi" w:cstheme="minorHAnsi"/>
-          <w:kern w:val="2"/>
-          <w:lang w:val="en-IN" w:eastAsia="en-US" w:bidi="ar-SA"/>
-          <w14:ligatures w14:val="standardContextual"/>
-        </w:rPr>
-        <w:t xml:space="preserve"> - </w:t>
-      </w:r>
-      <w:r>
-        <w:rPr>
-          <w:rFonts w:asciiTheme="minorHAnsi" w:eastAsiaTheme="minorHAnsi" w:hAnsiTheme="minorHAnsi" w:cstheme="minorHAnsi"/>
-          <w:kern w:val="2"/>
-          <w:lang w:val="en-IN" w:eastAsia="en-US" w:bidi="ar-SA"/>
-          <w14:ligatures w14:val="standardContextual"/>
-        </w:rPr>
-        <w:t xml:space="preserve">Diploma (Big Data Analytics) at </w:t>
-      </w:r>
-      <w:r>
-        <w:rPr>
-          <w:rFonts w:asciiTheme="minorHAnsi" w:eastAsiaTheme="minorHAnsi" w:hAnsiTheme="minorHAnsi" w:cstheme="minorHAnsi"/>
-          <w:b/>
-          <w:bCs/>
-          <w:kern w:val="2"/>
-          <w:lang w:val="en-IN" w:eastAsia="en-US" w:bidi="ar-SA"/>
-          <w14:ligatures w14:val="standardContextual"/>
-        </w:rPr>
-        <w:t>CDAC Bengaluru</w:t>
-      </w:r>
-      <w:r>
-        <w:rPr>
-          <w:rFonts w:asciiTheme="minorHAnsi" w:eastAsiaTheme="minorHAnsi" w:hAnsiTheme="minorHAnsi" w:cstheme="minorHAnsi"/>
-          <w:b/>
-          <w:bCs/>
-          <w:kern w:val="2"/>
-          <w:lang w:val="en-IN" w:eastAsia="en-US" w:bidi="ar-SA"/>
-          <w14:ligatures w14:val="standardContextual"/>
-        </w:rPr>
-        <w:t>.</w:t>
-      </w:r>
-    </w:p>
-    <w:p>
-      <w:pPr>
-        <w:pStyle w:val="LO-normal"/>
-        <w:numPr>
-          <w:ilvl w:val="0"/>
-          <w:numId w:val="26"/>
-        </w:numPr>
-        <w:ind w:left="0" w:right="-397"/>
-        <w:rPr>
-          <w:rFonts w:asciiTheme="minorHAnsi" w:eastAsiaTheme="minorHAnsi" w:hAnsiTheme="minorHAnsi" w:cstheme="minorHAnsi"/>
-          <w:kern w:val="2"/>
-          <w:lang w:val="en-IN" w:eastAsia="en-US" w:bidi="ar-SA"/>
-          <w14:ligatures w14:val="standardContextual"/>
-        </w:rPr>
-      </w:pPr>
-      <w:r>
-        <w:rPr>
-          <w:rFonts w:asciiTheme="minorHAnsi" w:eastAsiaTheme="minorHAnsi" w:hAnsiTheme="minorHAnsi" w:cstheme="minorHAnsi"/>
-          <w:kern w:val="2"/>
-          <w:lang w:val="en-IN" w:eastAsia="en-US" w:bidi="ar-SA"/>
-          <w14:ligatures w14:val="standardContextual"/>
-        </w:rPr>
-        <w:t xml:space="preserve">HackerRank 5 star in </w:t>
-      </w:r>
-      <w:r>
-        <w:rPr>
-          <w:rFonts w:asciiTheme="minorHAnsi" w:eastAsiaTheme="minorHAnsi" w:hAnsiTheme="minorHAnsi" w:cstheme="minorHAnsi"/>
-          <w:b/>
-          <w:bCs/>
-          <w:kern w:val="2"/>
-          <w:lang w:val="en-IN" w:eastAsia="en-US" w:bidi="ar-SA"/>
-          <w14:ligatures w14:val="standardContextual"/>
-        </w:rPr>
-        <w:t>Python and SQL</w:t>
-      </w:r>
-      <w:r>
-        <w:rPr>
-          <w:rFonts w:asciiTheme="minorHAnsi" w:eastAsiaTheme="minorHAnsi" w:hAnsiTheme="minorHAnsi" w:cstheme="minorHAnsi"/>
-          <w:kern w:val="2"/>
-          <w:lang w:val="en-IN" w:eastAsia="en-US" w:bidi="ar-SA"/>
-          <w14:ligatures w14:val="standardContextual"/>
-        </w:rPr>
-        <w:t>;</w:t>
-      </w:r>
-      <w:r>
-        <w:rPr>
-          <w:rFonts w:asciiTheme="minorHAnsi" w:eastAsiaTheme="minorHAnsi" w:hAnsiTheme="minorHAnsi" w:cstheme="minorHAnsi"/>
-          <w:kern w:val="2"/>
-          <w:lang w:val="en-IN" w:eastAsia="en-US" w:bidi="ar-SA"/>
-          <w14:ligatures w14:val="standardContextual"/>
-        </w:rPr>
-        <w:t xml:space="preserve"> Solved</w:t>
-      </w:r>
-      <w:r>
-        <w:rPr>
-          <w:rFonts w:asciiTheme="minorHAnsi" w:eastAsiaTheme="minorHAnsi" w:hAnsiTheme="minorHAnsi" w:cstheme="minorHAnsi"/>
-          <w:kern w:val="2"/>
-          <w:lang w:val="en-IN" w:eastAsia="en-US" w:bidi="ar-SA"/>
-          <w14:ligatures w14:val="standardContextual"/>
-        </w:rPr>
-        <w:t xml:space="preserve"> </w:t>
-      </w:r>
-      <w:r>
-        <w:rPr>
-          <w:rFonts w:asciiTheme="minorHAnsi" w:eastAsiaTheme="minorHAnsi" w:hAnsiTheme="minorHAnsi" w:cstheme="minorHAnsi"/>
-          <w:b/>
-          <w:bCs/>
-          <w:kern w:val="2"/>
-          <w:lang w:val="en-IN" w:eastAsia="en-US" w:bidi="ar-SA"/>
-          <w14:ligatures w14:val="standardContextual"/>
-        </w:rPr>
-        <w:t>700+ LeetCode problems</w:t>
-      </w:r>
-      <w:r>
-        <w:rPr>
-          <w:rFonts w:asciiTheme="minorHAnsi" w:eastAsiaTheme="minorHAnsi" w:hAnsiTheme="minorHAnsi" w:cstheme="minorHAnsi"/>
-          <w:kern w:val="2"/>
-          <w:lang w:val="en-IN" w:eastAsia="en-US" w:bidi="ar-SA"/>
-          <w14:ligatures w14:val="standardContextual"/>
-        </w:rPr>
-        <w:t xml:space="preserve"> with hands-on CI/CD, and agile collaboratio</w:t>
-      </w:r>
-      <w:r>
-        <w:rPr>
-          <w:rFonts w:asciiTheme="minorHAnsi" w:eastAsiaTheme="minorHAnsi" w:hAnsiTheme="minorHAnsi" w:cstheme="minorHAnsi"/>
-          <w:kern w:val="2"/>
-          <w:lang w:val="en-IN" w:eastAsia="en-US" w:bidi="ar-SA"/>
-          <w14:ligatures w14:val="standardContextual"/>
-        </w:rPr>
-        <w:t>ns.</w:t>
-      </w:r>
-    </w:p>
-    <w:p>
-      <w:pPr>
-        <w:pStyle w:val="LO-normal"/>
-        <w:spacing w:line="120" w:lineRule="auto"/>
-        <w:ind w:right="-397"/>
-        <w:jc w:val="both"/>
-        <w:rPr>
-          <w:rFonts w:asciiTheme="minorHAnsi" w:eastAsiaTheme="minorHAnsi" w:hAnsiTheme="minorHAnsi" w:cstheme="minorHAnsi"/>
-          <w:kern w:val="2"/>
-          <w:sz w:val="22"/>
-          <w:szCs w:val="22"/>
-          <w:lang w:val="en-IN" w:eastAsia="en-US" w:bidi="ar-SA"/>
-          <w14:ligatures w14:val="standardContextual"/>
-        </w:rPr>
-      </w:pPr>
-    </w:p>
-    <w:p>
-      <w:pPr>
-        <w:pBdr>
-          <w:bottom w:val="single" w:sz="6" w:space="1" w:color="auto"/>
-        </w:pBdr>
-        <w:spacing w:after="0" w:line="240" w:lineRule="auto"/>
-        <w:ind w:left="-397" w:right="-397"/>
-        <w:rPr>
-          <w:rFonts w:cstheme="minorHAnsi"/>
-          <w:b/>
-          <w:sz w:val="32"/>
-          <w:szCs w:val="32"/>
-        </w:rPr>
-      </w:pPr>
-      <w:r>
-        <w:rPr>
-          <w:rFonts w:cstheme="minorHAnsi"/>
-          <w:b/>
-          <w:sz w:val="32"/>
-          <w:szCs w:val="32"/>
-        </w:rPr>
-        <w:t>WORK AUTHORIZATION</w:t>
       </w:r>
     </w:p>
     <w:p>
@@ -649,15 +307,68 @@
       <w:r>
         <w:rPr>
           <w:rFonts w:asciiTheme="minorHAnsi" w:eastAsiaTheme="minorHAnsi" w:hAnsiTheme="minorHAnsi" w:cstheme="minorHAnsi"/>
-          <w:kern w:val="2"/>
-          <w:lang w:val="en-IN" w:eastAsia="en-US" w:bidi="ar-SA"/>
-          <w14:ligatures w14:val="standardContextual"/>
-        </w:rPr>
-        <w:t>Non-EU. Require employer sponsorship</w:t>
-      </w:r>
-      <w:r>
-        <w:rPr>
-          <w:rFonts w:asciiTheme="minorHAnsi" w:eastAsiaTheme="minorHAnsi" w:hAnsiTheme="minorHAnsi" w:cstheme="minorHAnsi"/>
+          <w:b/>
+          <w:bCs/>
+          <w:kern w:val="2"/>
+          <w:lang w:val="en-IN" w:eastAsia="en-US" w:bidi="ar-SA"/>
+          <w14:ligatures w14:val="standardContextual"/>
+        </w:rPr>
+        <w:t>Data Engineer</w:t>
+      </w:r>
+      <w:r>
+        <w:rPr>
+          <w:rFonts w:asciiTheme="minorHAnsi" w:eastAsiaTheme="minorHAnsi" w:hAnsiTheme="minorHAnsi" w:cstheme="minorHAnsi"/>
+          <w:kern w:val="2"/>
+          <w:lang w:val="en-IN" w:eastAsia="en-US" w:bidi="ar-SA"/>
+          <w14:ligatures w14:val="standardContextual"/>
+        </w:rPr>
+        <w:t xml:space="preserve"> with nearly </w:t>
+      </w:r>
+      <w:r>
+        <w:rPr>
+          <w:rFonts w:asciiTheme="minorHAnsi" w:eastAsiaTheme="minorHAnsi" w:hAnsiTheme="minorHAnsi" w:cstheme="minorHAnsi"/>
+          <w:b/>
+          <w:bCs/>
+          <w:kern w:val="2"/>
+          <w:lang w:val="en-IN" w:eastAsia="en-US" w:bidi="ar-SA"/>
+          <w14:ligatures w14:val="standardContextual"/>
+        </w:rPr>
+        <w:t>4</w:t>
+      </w:r>
+      <w:r>
+        <w:rPr>
+          <w:rFonts w:asciiTheme="minorHAnsi" w:eastAsiaTheme="minorHAnsi" w:hAnsiTheme="minorHAnsi" w:cstheme="minorHAnsi"/>
+          <w:b/>
+          <w:bCs/>
+          <w:kern w:val="2"/>
+          <w:lang w:val="en-IN" w:eastAsia="en-US" w:bidi="ar-SA"/>
+          <w14:ligatures w14:val="standardContextual"/>
+        </w:rPr>
+        <w:t xml:space="preserve"> years of experience</w:t>
+      </w:r>
+      <w:r>
+        <w:rPr>
+          <w:rFonts w:asciiTheme="minorHAnsi" w:eastAsiaTheme="minorHAnsi" w:hAnsiTheme="minorHAnsi" w:cstheme="minorHAnsi"/>
+          <w:kern w:val="2"/>
+          <w:lang w:val="en-IN" w:eastAsia="en-US" w:bidi="ar-SA"/>
+          <w14:ligatures w14:val="standardContextual"/>
+        </w:rPr>
+        <w:t xml:space="preserve"> delivering production </w:t>
+      </w:r>
+      <w:r>
+        <w:rPr>
+          <w:rFonts w:asciiTheme="minorHAnsi" w:eastAsiaTheme="minorHAnsi" w:hAnsiTheme="minorHAnsi" w:cstheme="minorHAnsi"/>
+          <w:kern w:val="2"/>
+          <w:lang w:val="en-IN" w:eastAsia="en-US" w:bidi="ar-SA"/>
+          <w14:ligatures w14:val="standardContextual"/>
+        </w:rPr>
+        <w:t>lakehouse</w:t>
+      </w:r>
+      <w:r>
+        <w:rPr>
+          <w:rFonts w:asciiTheme="minorHAnsi" w:eastAsiaTheme="minorHAnsi" w:hAnsiTheme="minorHAnsi" w:cstheme="minorHAnsi"/>
+          <w:b/>
+          <w:bCs/>
           <w:kern w:val="2"/>
           <w:lang w:val="en-IN" w:eastAsia="en-US" w:bidi="ar-SA"/>
           <w14:ligatures w14:val="standardContextual"/>
@@ -671,16 +382,54 @@
           <w:lang w:val="en-IN" w:eastAsia="en-US" w:bidi="ar-SA"/>
           <w14:ligatures w14:val="standardContextual"/>
         </w:rPr>
-        <w:t>(Highly Skilled Migrant</w:t>
-      </w:r>
-      <w:r>
-        <w:rPr>
-          <w:rFonts w:asciiTheme="minorHAnsi" w:eastAsiaTheme="minorHAnsi" w:hAnsiTheme="minorHAnsi" w:cstheme="minorHAnsi"/>
-          <w:kern w:val="2"/>
-          <w:lang w:val="en-IN" w:eastAsia="en-US" w:bidi="ar-SA"/>
-          <w14:ligatures w14:val="standardContextual"/>
-        </w:rPr>
-        <w:t xml:space="preserve"> / EU</w:t>
+        <w:t>platforms</w:t>
+      </w:r>
+      <w:r>
+        <w:rPr>
+          <w:rFonts w:asciiTheme="minorHAnsi" w:eastAsiaTheme="minorHAnsi" w:hAnsiTheme="minorHAnsi" w:cstheme="minorHAnsi"/>
+          <w:kern w:val="2"/>
+          <w:lang w:val="en-IN" w:eastAsia="en-US" w:bidi="ar-SA"/>
+          <w14:ligatures w14:val="standardContextual"/>
+        </w:rPr>
+        <w:t xml:space="preserve"> and A</w:t>
+      </w:r>
+      <w:r>
+        <w:rPr>
+          <w:rFonts w:asciiTheme="minorHAnsi" w:eastAsiaTheme="minorHAnsi" w:hAnsiTheme="minorHAnsi" w:cstheme="minorHAnsi"/>
+          <w:kern w:val="2"/>
+          <w:lang w:val="en-IN" w:eastAsia="en-US" w:bidi="ar-SA"/>
+          <w14:ligatures w14:val="standardContextual"/>
+        </w:rPr>
+        <w:t>I</w:t>
+      </w:r>
+      <w:r>
+        <w:rPr>
+          <w:rFonts w:asciiTheme="minorHAnsi" w:eastAsiaTheme="minorHAnsi" w:hAnsiTheme="minorHAnsi" w:cstheme="minorHAnsi"/>
+          <w:kern w:val="2"/>
+          <w:lang w:val="en-IN" w:eastAsia="en-US" w:bidi="ar-SA"/>
+          <w14:ligatures w14:val="standardContextual"/>
+        </w:rPr>
+        <w:t xml:space="preserve"> applications over enterprise data. Built </w:t>
+      </w:r>
+      <w:r>
+        <w:rPr>
+          <w:rFonts w:asciiTheme="minorHAnsi" w:eastAsiaTheme="minorHAnsi" w:hAnsiTheme="minorHAnsi" w:cstheme="minorHAnsi"/>
+          <w:b/>
+          <w:bCs/>
+          <w:kern w:val="2"/>
+          <w:lang w:val="en-IN" w:eastAsia="en-US" w:bidi="ar-SA"/>
+          <w14:ligatures w14:val="standardContextual"/>
+        </w:rPr>
+        <w:t>Microsoft Fabric</w:t>
+      </w:r>
+      <w:r>
+        <w:rPr>
+          <w:rFonts w:asciiTheme="minorHAnsi" w:eastAsiaTheme="minorHAnsi" w:hAnsiTheme="minorHAnsi" w:cstheme="minorHAnsi"/>
+          <w:kern w:val="2"/>
+          <w:lang w:val="en-IN" w:eastAsia="en-US" w:bidi="ar-SA"/>
+          <w14:ligatures w14:val="standardContextual"/>
+        </w:rPr>
+        <w:t xml:space="preserve"> and Azure pipelines processing</w:t>
       </w:r>
       <w:r>
         <w:rPr>
@@ -694,20 +443,158 @@
       <w:r>
         <w:rPr>
           <w:rFonts w:asciiTheme="minorHAnsi" w:eastAsiaTheme="minorHAnsi" w:hAnsiTheme="minorHAnsi" w:cstheme="minorHAnsi"/>
-          <w:kern w:val="2"/>
-          <w:lang w:val="en-IN" w:eastAsia="en-US" w:bidi="ar-SA"/>
-          <w14:ligatures w14:val="standardContextual"/>
-        </w:rPr>
-        <w:t>Blue Card</w:t>
-      </w:r>
-      <w:r>
-        <w:rPr>
-          <w:rFonts w:asciiTheme="minorHAnsi" w:eastAsiaTheme="minorHAnsi" w:hAnsiTheme="minorHAnsi" w:cstheme="minorHAnsi"/>
-          <w:kern w:val="2"/>
-          <w:lang w:val="en-IN" w:eastAsia="en-US" w:bidi="ar-SA"/>
-          <w14:ligatures w14:val="standardContextual"/>
-        </w:rPr>
-        <w:t>). Ready to relocate to Netherlands.</w:t>
+          <w:b/>
+          <w:bCs/>
+          <w:kern w:val="2"/>
+          <w:lang w:val="en-IN" w:eastAsia="en-US" w:bidi="ar-SA"/>
+          <w14:ligatures w14:val="standardContextual"/>
+        </w:rPr>
+        <w:t>30+ GB</w:t>
+      </w:r>
+      <w:r>
+        <w:rPr>
+          <w:rFonts w:asciiTheme="minorHAnsi" w:eastAsiaTheme="minorHAnsi" w:hAnsiTheme="minorHAnsi" w:cstheme="minorHAnsi"/>
+          <w:b/>
+          <w:bCs/>
+          <w:kern w:val="2"/>
+          <w:lang w:val="en-IN" w:eastAsia="en-US" w:bidi="ar-SA"/>
+          <w14:ligatures w14:val="standardContextual"/>
+        </w:rPr>
+        <w:t xml:space="preserve"> of</w:t>
+      </w:r>
+      <w:r>
+        <w:rPr>
+          <w:rFonts w:asciiTheme="minorHAnsi" w:eastAsiaTheme="minorHAnsi" w:hAnsiTheme="minorHAnsi" w:cstheme="minorHAnsi"/>
+          <w:b/>
+          <w:bCs/>
+          <w:kern w:val="2"/>
+          <w:lang w:val="en-IN" w:eastAsia="en-US" w:bidi="ar-SA"/>
+          <w14:ligatures w14:val="standardContextual"/>
+        </w:rPr>
+        <w:t xml:space="preserve"> daily</w:t>
+      </w:r>
+      <w:r>
+        <w:rPr>
+          <w:rFonts w:asciiTheme="minorHAnsi" w:eastAsiaTheme="minorHAnsi" w:hAnsiTheme="minorHAnsi" w:cstheme="minorHAnsi"/>
+          <w:b/>
+          <w:bCs/>
+          <w:kern w:val="2"/>
+          <w:lang w:val="en-IN" w:eastAsia="en-US" w:bidi="ar-SA"/>
+          <w14:ligatures w14:val="standardContextual"/>
+        </w:rPr>
+        <w:t xml:space="preserve"> data</w:t>
+      </w:r>
+      <w:r>
+        <w:rPr>
+          <w:rFonts w:asciiTheme="minorHAnsi" w:eastAsiaTheme="minorHAnsi" w:hAnsiTheme="minorHAnsi" w:cstheme="minorHAnsi"/>
+          <w:b/>
+          <w:bCs/>
+          <w:kern w:val="2"/>
+          <w:lang w:val="en-IN" w:eastAsia="en-US" w:bidi="ar-SA"/>
+          <w14:ligatures w14:val="standardContextual"/>
+        </w:rPr>
+        <w:t xml:space="preserve"> ingestion</w:t>
+      </w:r>
+      <w:r>
+        <w:rPr>
+          <w:rFonts w:asciiTheme="minorHAnsi" w:eastAsiaTheme="minorHAnsi" w:hAnsiTheme="minorHAnsi" w:cstheme="minorHAnsi"/>
+          <w:kern w:val="2"/>
+          <w:lang w:val="en-IN" w:eastAsia="en-US" w:bidi="ar-SA"/>
+          <w14:ligatures w14:val="standardContextual"/>
+        </w:rPr>
+        <w:t xml:space="preserve"> into a </w:t>
+      </w:r>
+      <w:r>
+        <w:rPr>
+          <w:rFonts w:asciiTheme="minorHAnsi" w:eastAsiaTheme="minorHAnsi" w:hAnsiTheme="minorHAnsi" w:cstheme="minorHAnsi"/>
+          <w:b/>
+          <w:bCs/>
+          <w:kern w:val="2"/>
+          <w:lang w:val="en-IN" w:eastAsia="en-US" w:bidi="ar-SA"/>
+          <w14:ligatures w14:val="standardContextual"/>
+        </w:rPr>
+        <w:t xml:space="preserve">15+ TB </w:t>
+      </w:r>
+      <w:r>
+        <w:rPr>
+          <w:rFonts w:asciiTheme="minorHAnsi" w:eastAsiaTheme="minorHAnsi" w:hAnsiTheme="minorHAnsi" w:cstheme="minorHAnsi"/>
+          <w:kern w:val="2"/>
+          <w:lang w:val="en-IN" w:eastAsia="en-US" w:bidi="ar-SA"/>
+          <w14:ligatures w14:val="standardContextual"/>
+        </w:rPr>
+        <w:t>Medallion Lakehouse</w:t>
+      </w:r>
+      <w:r>
+        <w:rPr>
+          <w:rFonts w:asciiTheme="minorHAnsi" w:eastAsiaTheme="minorHAnsi" w:hAnsiTheme="minorHAnsi" w:cstheme="minorHAnsi"/>
+          <w:kern w:val="2"/>
+          <w:lang w:val="en-IN" w:eastAsia="en-US" w:bidi="ar-SA"/>
+          <w14:ligatures w14:val="standardContextual"/>
+        </w:rPr>
+        <w:t xml:space="preserve">, alongside </w:t>
+      </w:r>
+      <w:r>
+        <w:rPr>
+          <w:rFonts w:asciiTheme="minorHAnsi" w:eastAsiaTheme="minorHAnsi" w:hAnsiTheme="minorHAnsi" w:cstheme="minorHAnsi"/>
+          <w:kern w:val="2"/>
+          <w:lang w:val="en-IN" w:eastAsia="en-US" w:bidi="ar-SA"/>
+          <w14:ligatures w14:val="standardContextual"/>
+        </w:rPr>
+        <w:t>RAG investigation agents</w:t>
+      </w:r>
+      <w:r>
+        <w:rPr>
+          <w:rFonts w:asciiTheme="minorHAnsi" w:eastAsiaTheme="minorHAnsi" w:hAnsiTheme="minorHAnsi" w:cstheme="minorHAnsi"/>
+          <w:kern w:val="2"/>
+          <w:lang w:val="en-IN" w:eastAsia="en-US" w:bidi="ar-SA"/>
+          <w14:ligatures w14:val="standardContextual"/>
+        </w:rPr>
+        <w:t xml:space="preserve"> and </w:t>
+      </w:r>
+      <w:r>
+        <w:rPr>
+          <w:rFonts w:asciiTheme="minorHAnsi" w:eastAsiaTheme="minorHAnsi" w:hAnsiTheme="minorHAnsi" w:cstheme="minorHAnsi"/>
+          <w:kern w:val="2"/>
+          <w:lang w:val="en-IN" w:eastAsia="en-US" w:bidi="ar-SA"/>
+          <w14:ligatures w14:val="standardContextual"/>
+        </w:rPr>
+        <w:t>LangGraph workflows</w:t>
+      </w:r>
+      <w:r>
+        <w:rPr>
+          <w:rFonts w:asciiTheme="minorHAnsi" w:eastAsiaTheme="minorHAnsi" w:hAnsiTheme="minorHAnsi" w:cstheme="minorHAnsi"/>
+          <w:kern w:val="2"/>
+          <w:lang w:val="en-IN" w:eastAsia="en-US" w:bidi="ar-SA"/>
+          <w14:ligatures w14:val="standardContextual"/>
+        </w:rPr>
+        <w:t xml:space="preserve"> operating on terabyte-scale telemetry. Strong in </w:t>
+      </w:r>
+      <w:r>
+        <w:rPr>
+          <w:rFonts w:asciiTheme="minorHAnsi" w:eastAsiaTheme="minorHAnsi" w:hAnsiTheme="minorHAnsi" w:cstheme="minorHAnsi"/>
+          <w:kern w:val="2"/>
+          <w:lang w:val="en-IN" w:eastAsia="en-US" w:bidi="ar-SA"/>
+          <w14:ligatures w14:val="standardContextual"/>
+        </w:rPr>
+        <w:t xml:space="preserve">Python, </w:t>
+      </w:r>
+      <w:r>
+        <w:rPr>
+          <w:rFonts w:asciiTheme="minorHAnsi" w:eastAsiaTheme="minorHAnsi" w:hAnsiTheme="minorHAnsi" w:cstheme="minorHAnsi"/>
+          <w:kern w:val="2"/>
+          <w:lang w:val="en-IN" w:eastAsia="en-US" w:bidi="ar-SA"/>
+          <w14:ligatures w14:val="standardContextual"/>
+        </w:rPr>
+        <w:t>PySpark, SQL, Kafka, Airflow</w:t>
+      </w:r>
+      <w:r>
+        <w:rPr>
+          <w:rFonts w:asciiTheme="minorHAnsi" w:eastAsiaTheme="minorHAnsi" w:hAnsiTheme="minorHAnsi" w:cstheme="minorHAnsi"/>
+          <w:kern w:val="2"/>
+          <w:lang w:val="en-IN" w:eastAsia="en-US" w:bidi="ar-SA"/>
+          <w14:ligatures w14:val="standardContextual"/>
+        </w:rPr>
+        <w:t>.</w:t>
       </w:r>
     </w:p>
     <w:p>
@@ -776,7 +663,7 @@
           <w:lang w:val="en-IN" w:eastAsia="en-US" w:bidi="ar-SA"/>
           <w14:ligatures w14:val="standardContextual"/>
         </w:rPr>
-        <w:t>Data Engineer, Alstom</w:t>
+        <w:t>Data Engineer</w:t>
       </w:r>
       <w:r>
         <w:rPr>
@@ -788,7 +675,7 @@
           <w:lang w:val="en-IN" w:eastAsia="en-US" w:bidi="ar-SA"/>
           <w14:ligatures w14:val="standardContextual"/>
         </w:rPr>
-        <w:tab/>
+        <w:t xml:space="preserve"> |</w:t>
       </w:r>
       <w:r>
         <w:rPr>
@@ -800,7 +687,7 @@
           <w:lang w:val="en-IN" w:eastAsia="en-US" w:bidi="ar-SA"/>
           <w14:ligatures w14:val="standardContextual"/>
         </w:rPr>
-        <w:tab/>
+        <w:t xml:space="preserve"> Alstom</w:t>
       </w:r>
       <w:r>
         <w:rPr>
@@ -873,7 +760,6 @@
           <w14:ligatures w14:val="standardContextual"/>
         </w:rPr>
         <w:tab/>
-        <w:t xml:space="preserve"> </w:t>
       </w:r>
       <w:r>
         <w:rPr>
@@ -885,7 +771,7 @@
           <w:lang w:val="en-IN" w:eastAsia="en-US" w:bidi="ar-SA"/>
           <w14:ligatures w14:val="standardContextual"/>
         </w:rPr>
-        <w:t>March 2023</w:t>
+        <w:tab/>
       </w:r>
       <w:r>
         <w:rPr>
@@ -897,7 +783,8 @@
           <w:lang w:val="en-IN" w:eastAsia="en-US" w:bidi="ar-SA"/>
           <w14:ligatures w14:val="standardContextual"/>
         </w:rPr>
-        <w:t xml:space="preserve"> - </w:t>
+        <w:tab/>
+        <w:t xml:space="preserve"> </w:t>
       </w:r>
       <w:r>
         <w:rPr>
@@ -909,7 +796,128 @@
           <w:lang w:val="en-IN" w:eastAsia="en-US" w:bidi="ar-SA"/>
           <w14:ligatures w14:val="standardContextual"/>
         </w:rPr>
+        <w:t xml:space="preserve">      </w:t>
+      </w:r>
+      <w:r>
+        <w:rPr>
+          <w:rFonts w:asciiTheme="minorHAnsi" w:eastAsiaTheme="minorHAnsi" w:hAnsiTheme="minorHAnsi" w:cstheme="minorHAnsi"/>
+          <w:b/>
+          <w:kern w:val="2"/>
+          <w:sz w:val="28"/>
+          <w:szCs w:val="28"/>
+          <w:lang w:val="en-IN" w:eastAsia="en-US" w:bidi="ar-SA"/>
+          <w14:ligatures w14:val="standardContextual"/>
+        </w:rPr>
+        <w:t>March 2023</w:t>
+      </w:r>
+      <w:r>
+        <w:rPr>
+          <w:rFonts w:asciiTheme="minorHAnsi" w:eastAsiaTheme="minorHAnsi" w:hAnsiTheme="minorHAnsi" w:cstheme="minorHAnsi"/>
+          <w:b/>
+          <w:kern w:val="2"/>
+          <w:sz w:val="28"/>
+          <w:szCs w:val="28"/>
+          <w:lang w:val="en-IN" w:eastAsia="en-US" w:bidi="ar-SA"/>
+          <w14:ligatures w14:val="standardContextual"/>
+        </w:rPr>
+        <w:t xml:space="preserve"> </w:t>
+      </w:r>
+      <w:r>
+        <w:rPr>
+          <w:rFonts w:asciiTheme="minorHAnsi" w:eastAsiaTheme="minorHAnsi" w:hAnsiTheme="minorHAnsi" w:cstheme="minorHAnsi"/>
+          <w:b/>
+          <w:kern w:val="2"/>
+          <w:sz w:val="28"/>
+          <w:szCs w:val="28"/>
+          <w:lang w:val="en-IN" w:eastAsia="en-US" w:bidi="ar-SA"/>
+          <w14:ligatures w14:val="standardContextual"/>
+        </w:rPr>
+        <w:t>–</w:t>
+      </w:r>
+      <w:r>
+        <w:rPr>
+          <w:rFonts w:asciiTheme="minorHAnsi" w:eastAsiaTheme="minorHAnsi" w:hAnsiTheme="minorHAnsi" w:cstheme="minorHAnsi"/>
+          <w:b/>
+          <w:kern w:val="2"/>
+          <w:sz w:val="28"/>
+          <w:szCs w:val="28"/>
+          <w:lang w:val="en-IN" w:eastAsia="en-US" w:bidi="ar-SA"/>
+          <w14:ligatures w14:val="standardContextual"/>
+        </w:rPr>
+        <w:t xml:space="preserve"> </w:t>
+      </w:r>
+      <w:r>
+        <w:rPr>
+          <w:rFonts w:asciiTheme="minorHAnsi" w:eastAsiaTheme="minorHAnsi" w:hAnsiTheme="minorHAnsi" w:cstheme="minorHAnsi"/>
+          <w:b/>
+          <w:kern w:val="2"/>
+          <w:sz w:val="28"/>
+          <w:szCs w:val="28"/>
+          <w:lang w:val="en-IN" w:eastAsia="en-US" w:bidi="ar-SA"/>
+          <w14:ligatures w14:val="standardContextual"/>
+        </w:rPr>
         <w:t>Present</w:t>
+      </w:r>
+    </w:p>
+    <w:p>
+      <w:pPr>
+        <w:pStyle w:val="LO-normal"/>
+        <w:ind w:left="-397" w:right="-397"/>
+        <w:jc w:val="both"/>
+        <w:rPr>
+          <w:rFonts w:asciiTheme="minorHAnsi" w:eastAsiaTheme="minorHAnsi" w:hAnsiTheme="minorHAnsi" w:cstheme="minorHAnsi"/>
+          <w:b/>
+          <w:bCs/>
+          <w:kern w:val="2"/>
+          <w:sz w:val="32"/>
+          <w:szCs w:val="32"/>
+          <w:lang w:val="en-IN" w:eastAsia="en-US" w:bidi="ar-SA"/>
+          <w14:ligatures w14:val="standardContextual"/>
+        </w:rPr>
+      </w:pPr>
+      <w:r>
+        <w:rPr>
+          <w:rFonts w:asciiTheme="minorHAnsi" w:eastAsiaTheme="minorHAnsi" w:hAnsiTheme="minorHAnsi" w:cstheme="minorHAnsi"/>
+          <w:b/>
+          <w:bCs/>
+          <w:kern w:val="2"/>
+          <w:lang w:val="en-IN" w:eastAsia="en-US" w:bidi="ar-SA"/>
+          <w14:ligatures w14:val="standardContextual"/>
+        </w:rPr>
+        <w:t xml:space="preserve">  </w:t>
+      </w:r>
+      <w:r>
+        <w:rPr>
+          <w:rFonts w:asciiTheme="minorHAnsi" w:eastAsiaTheme="minorHAnsi" w:hAnsiTheme="minorHAnsi" w:cstheme="minorHAnsi"/>
+          <w:b/>
+          <w:bCs/>
+          <w:kern w:val="2"/>
+          <w:lang w:val="en-IN" w:eastAsia="en-US" w:bidi="ar-SA"/>
+          <w14:ligatures w14:val="standardContextual"/>
+        </w:rPr>
+        <w:t xml:space="preserve">Project: </w:t>
+      </w:r>
+      <w:r>
+        <w:rPr>
+          <w:rFonts w:asciiTheme="minorHAnsi" w:eastAsiaTheme="minorHAnsi" w:hAnsiTheme="minorHAnsi" w:cstheme="minorHAnsi"/>
+          <w:b/>
+          <w:bCs/>
+          <w:kern w:val="2"/>
+          <w:lang w:val="en-IN" w:eastAsia="en-US" w:bidi="ar-SA"/>
+          <w14:ligatures w14:val="standardContextual"/>
+        </w:rPr>
+        <w:t>Dialogs (Diagnostics of Logs) | Train Telemetry Analytics &amp; AI Platform</w:t>
+      </w:r>
+      <w:r>
+        <w:rPr>
+          <w:rFonts w:asciiTheme="minorHAnsi" w:eastAsiaTheme="minorHAnsi" w:hAnsiTheme="minorHAnsi" w:cstheme="minorHAnsi"/>
+          <w:b/>
+          <w:bCs/>
+          <w:kern w:val="2"/>
+          <w:lang w:val="en-IN" w:eastAsia="en-US" w:bidi="ar-SA"/>
+          <w14:ligatures w14:val="standardContextual"/>
+        </w:rPr>
+        <w:t xml:space="preserve"> | October 2024 – Present</w:t>
       </w:r>
     </w:p>
     <w:p>
@@ -955,13 +963,11 @@
           <w:lang w:val="en-IN" w:eastAsia="en-US" w:bidi="ar-SA"/>
           <w14:ligatures w14:val="standardContextual"/>
         </w:rPr>
-        <w:t xml:space="preserve">, a company-wide log analytics platform for train telemetry subsystems from POC to production on a </w:t>
-      </w:r>
-      <w:r>
-        <w:rPr>
-          <w:rFonts w:asciiTheme="minorHAnsi" w:eastAsiaTheme="minorHAnsi" w:hAnsiTheme="minorHAnsi" w:cstheme="minorHAnsi"/>
-          <w:b/>
-          <w:bCs/>
+        <w:t xml:space="preserve">, a company-wide train telemetry analytics platform, from POC to production on a </w:t>
+      </w:r>
+      <w:r>
+        <w:rPr>
+          <w:rFonts w:asciiTheme="minorHAnsi" w:eastAsiaTheme="minorHAnsi" w:hAnsiTheme="minorHAnsi" w:cstheme="minorHAnsi"/>
           <w:kern w:val="2"/>
           <w:lang w:val="en-IN" w:eastAsia="en-US" w:bidi="ar-SA"/>
           <w14:ligatures w14:val="standardContextual"/>
@@ -975,47 +981,62 @@
           <w:lang w:val="en-IN" w:eastAsia="en-US" w:bidi="ar-SA"/>
           <w14:ligatures w14:val="standardContextual"/>
         </w:rPr>
-        <w:t xml:space="preserve">; unified heterogeneous logs and delivered </w:t>
-      </w:r>
-      <w:r>
-        <w:rPr>
-          <w:rFonts w:asciiTheme="minorHAnsi" w:eastAsiaTheme="minorHAnsi" w:hAnsiTheme="minorHAnsi" w:cstheme="minorHAnsi"/>
-          <w:b/>
-          <w:bCs/>
-          <w:kern w:val="2"/>
-          <w:lang w:val="en-IN" w:eastAsia="en-US" w:bidi="ar-SA"/>
-          <w14:ligatures w14:val="standardContextual"/>
-        </w:rPr>
-        <w:t>Power BI dashboards</w:t>
-      </w:r>
-      <w:r>
-        <w:rPr>
-          <w:rFonts w:asciiTheme="minorHAnsi" w:eastAsiaTheme="minorHAnsi" w:hAnsiTheme="minorHAnsi" w:cstheme="minorHAnsi"/>
-          <w:kern w:val="2"/>
-          <w:lang w:val="en-IN" w:eastAsia="en-US" w:bidi="ar-SA"/>
-          <w14:ligatures w14:val="standardContextual"/>
-        </w:rPr>
-        <w:t xml:space="preserve"> for KPI monitoring, log exploration, and pattern analysis; </w:t>
-      </w:r>
-      <w:r>
-        <w:rPr>
-          <w:rFonts w:asciiTheme="minorHAnsi" w:eastAsiaTheme="minorHAnsi" w:hAnsiTheme="minorHAnsi" w:cstheme="minorHAnsi"/>
-          <w:b/>
-          <w:bCs/>
-          <w:kern w:val="2"/>
-          <w:lang w:val="en-IN" w:eastAsia="en-US" w:bidi="ar-SA"/>
-          <w14:ligatures w14:val="standardContextual"/>
-        </w:rPr>
-        <w:t>reduced recurring analysis cycles from 2 months to under 1 week</w:t>
-      </w:r>
-      <w:r>
-        <w:rPr>
-          <w:rFonts w:asciiTheme="minorHAnsi" w:eastAsiaTheme="minorHAnsi" w:hAnsiTheme="minorHAnsi" w:cstheme="minorHAnsi"/>
-          <w:kern w:val="2"/>
-          <w:lang w:val="en-IN" w:eastAsia="en-US" w:bidi="ar-SA"/>
-          <w14:ligatures w14:val="standardContextual"/>
-        </w:rPr>
-        <w:t>.</w:t>
+        <w:t xml:space="preserve">, unifying heterogeneous logs and delivering dashboards for KPI monitoring, log exploration, and pattern analysis; reduced recurring analysis cycles from </w:t>
+      </w:r>
+      <w:r>
+        <w:rPr>
+          <w:rFonts w:asciiTheme="minorHAnsi" w:eastAsiaTheme="minorHAnsi" w:hAnsiTheme="minorHAnsi" w:cstheme="minorHAnsi"/>
+          <w:b/>
+          <w:bCs/>
+          <w:kern w:val="2"/>
+          <w:lang w:val="en-IN" w:eastAsia="en-US" w:bidi="ar-SA"/>
+          <w14:ligatures w14:val="standardContextual"/>
+        </w:rPr>
+        <w:t>8</w:t>
+      </w:r>
+      <w:r>
+        <w:rPr>
+          <w:rFonts w:asciiTheme="minorHAnsi" w:eastAsiaTheme="minorHAnsi" w:hAnsiTheme="minorHAnsi" w:cstheme="minorHAnsi"/>
+          <w:b/>
+          <w:bCs/>
+          <w:kern w:val="2"/>
+          <w:lang w:val="en-IN" w:eastAsia="en-US" w:bidi="ar-SA"/>
+          <w14:ligatures w14:val="standardContextual"/>
+        </w:rPr>
+        <w:t xml:space="preserve"> </w:t>
+      </w:r>
+      <w:r>
+        <w:rPr>
+          <w:rFonts w:asciiTheme="minorHAnsi" w:eastAsiaTheme="minorHAnsi" w:hAnsiTheme="minorHAnsi" w:cstheme="minorHAnsi"/>
+          <w:b/>
+          <w:bCs/>
+          <w:kern w:val="2"/>
+          <w:lang w:val="en-IN" w:eastAsia="en-US" w:bidi="ar-SA"/>
+          <w14:ligatures w14:val="standardContextual"/>
+        </w:rPr>
+        <w:t>week</w:t>
+      </w:r>
+      <w:r>
+        <w:rPr>
+          <w:rFonts w:asciiTheme="minorHAnsi" w:eastAsiaTheme="minorHAnsi" w:hAnsiTheme="minorHAnsi" w:cstheme="minorHAnsi"/>
+          <w:b/>
+          <w:bCs/>
+          <w:kern w:val="2"/>
+          <w:lang w:val="en-IN" w:eastAsia="en-US" w:bidi="ar-SA"/>
+          <w14:ligatures w14:val="standardContextual"/>
+        </w:rPr>
+        <w:t xml:space="preserve">s to under </w:t>
+      </w:r>
+      <w:r>
+        <w:rPr>
+          <w:rFonts w:asciiTheme="minorHAnsi" w:eastAsiaTheme="minorHAnsi" w:hAnsiTheme="minorHAnsi" w:cstheme="minorHAnsi"/>
+          <w:b/>
+          <w:bCs/>
+          <w:kern w:val="2"/>
+          <w:lang w:val="en-IN" w:eastAsia="en-US" w:bidi="ar-SA"/>
+          <w14:ligatures w14:val="standardContextual"/>
+        </w:rPr>
+        <w:t>5 working days.</w:t>
       </w:r>
     </w:p>
     <w:p>
@@ -1037,82 +1058,85 @@
       <w:r>
         <w:rPr>
           <w:rFonts w:asciiTheme="minorHAnsi" w:eastAsiaTheme="minorHAnsi" w:hAnsiTheme="minorHAnsi" w:cstheme="minorHAnsi"/>
-          <w:b/>
-          <w:bCs/>
-          <w:kern w:val="2"/>
-          <w:lang w:val="en-IN" w:eastAsia="en-US" w:bidi="ar-SA"/>
-          <w14:ligatures w14:val="standardContextual"/>
-        </w:rPr>
-        <w:t>Owned end-to-end</w:t>
-      </w:r>
-      <w:r>
-        <w:rPr>
-          <w:rFonts w:asciiTheme="minorHAnsi" w:eastAsiaTheme="minorHAnsi" w:hAnsiTheme="minorHAnsi" w:cstheme="minorHAnsi"/>
-          <w:kern w:val="2"/>
-          <w:lang w:val="en-IN" w:eastAsia="en-US" w:bidi="ar-SA"/>
-          <w14:ligatures w14:val="standardContextual"/>
-        </w:rPr>
-        <w:t xml:space="preserve"> delivery of an </w:t>
-      </w:r>
-      <w:r>
-        <w:rPr>
-          <w:rFonts w:asciiTheme="minorHAnsi" w:eastAsiaTheme="minorHAnsi" w:hAnsiTheme="minorHAnsi" w:cstheme="minorHAnsi"/>
-          <w:b/>
-          <w:bCs/>
-          <w:kern w:val="2"/>
-          <w:lang w:val="en-IN" w:eastAsia="en-US" w:bidi="ar-SA"/>
-          <w14:ligatures w14:val="standardContextual"/>
-        </w:rPr>
-        <w:t>auto-trigger, machine-to-machine ingestion</w:t>
-      </w:r>
-      <w:r>
-        <w:rPr>
-          <w:rFonts w:asciiTheme="minorHAnsi" w:eastAsiaTheme="minorHAnsi" w:hAnsiTheme="minorHAnsi" w:cstheme="minorHAnsi"/>
-          <w:kern w:val="2"/>
-          <w:lang w:val="en-IN" w:eastAsia="en-US" w:bidi="ar-SA"/>
-          <w14:ligatures w14:val="standardContextual"/>
-        </w:rPr>
-        <w:t xml:space="preserve"> framework in </w:t>
-      </w:r>
-      <w:r>
-        <w:rPr>
-          <w:rFonts w:asciiTheme="minorHAnsi" w:eastAsiaTheme="minorHAnsi" w:hAnsiTheme="minorHAnsi" w:cstheme="minorHAnsi"/>
-          <w:b/>
-          <w:bCs/>
-          <w:kern w:val="2"/>
-          <w:lang w:val="en-IN" w:eastAsia="en-US" w:bidi="ar-SA"/>
-          <w14:ligatures w14:val="standardContextual"/>
-        </w:rPr>
-        <w:t>Microsoft Fabric</w:t>
-      </w:r>
-      <w:r>
-        <w:rPr>
-          <w:rFonts w:asciiTheme="minorHAnsi" w:eastAsiaTheme="minorHAnsi" w:hAnsiTheme="minorHAnsi" w:cstheme="minorHAnsi"/>
-          <w:kern w:val="2"/>
-          <w:lang w:val="en-IN" w:eastAsia="en-US" w:bidi="ar-SA"/>
-          <w14:ligatures w14:val="standardContextual"/>
-        </w:rPr>
-        <w:t xml:space="preserve"> (Blob → Event stream/hub → Warehouse/Eventhouse), supporting </w:t>
-      </w:r>
-      <w:r>
-        <w:rPr>
-          <w:rFonts w:asciiTheme="minorHAnsi" w:eastAsiaTheme="minorHAnsi" w:hAnsiTheme="minorHAnsi" w:cstheme="minorHAnsi"/>
-          <w:b/>
-          <w:bCs/>
-          <w:kern w:val="2"/>
-          <w:lang w:val="en-IN" w:eastAsia="en-US" w:bidi="ar-SA"/>
-          <w14:ligatures w14:val="standardContextual"/>
-        </w:rPr>
-        <w:t>30+ GB (5M+ events)</w:t>
-      </w:r>
-      <w:r>
-        <w:rPr>
-          <w:rFonts w:asciiTheme="minorHAnsi" w:eastAsiaTheme="minorHAnsi" w:hAnsiTheme="minorHAnsi" w:cstheme="minorHAnsi"/>
-          <w:kern w:val="2"/>
-          <w:lang w:val="en-IN" w:eastAsia="en-US" w:bidi="ar-SA"/>
-          <w14:ligatures w14:val="standardContextual"/>
-        </w:rPr>
-        <w:t xml:space="preserve"> daily data ingestion.</w:t>
+          <w:kern w:val="2"/>
+          <w:lang w:val="en-IN" w:eastAsia="en-US" w:bidi="ar-SA"/>
+          <w14:ligatures w14:val="standardContextual"/>
+        </w:rPr>
+        <w:t>I</w:t>
+      </w:r>
+      <w:r>
+        <w:rPr>
+          <w:rFonts w:asciiTheme="minorHAnsi" w:eastAsiaTheme="minorHAnsi" w:hAnsiTheme="minorHAnsi" w:cstheme="minorHAnsi"/>
+          <w:kern w:val="2"/>
+          <w:lang w:val="en-IN" w:eastAsia="en-US" w:bidi="ar-SA"/>
+          <w14:ligatures w14:val="standardContextual"/>
+        </w:rPr>
+        <w:t>mplemented</w:t>
+      </w:r>
+      <w:r>
+        <w:rPr>
+          <w:rFonts w:asciiTheme="minorHAnsi" w:eastAsiaTheme="minorHAnsi" w:hAnsiTheme="minorHAnsi" w:cstheme="minorHAnsi"/>
+          <w:kern w:val="2"/>
+          <w:lang w:val="en-IN" w:eastAsia="en-US" w:bidi="ar-SA"/>
+          <w14:ligatures w14:val="standardContextual"/>
+        </w:rPr>
+        <w:t xml:space="preserve"> Microsoft Fabric</w:t>
+      </w:r>
+      <w:r>
+        <w:rPr>
+          <w:rFonts w:asciiTheme="minorHAnsi" w:eastAsiaTheme="minorHAnsi" w:hAnsiTheme="minorHAnsi" w:cstheme="minorHAnsi"/>
+          <w:kern w:val="2"/>
+          <w:lang w:val="en-IN" w:eastAsia="en-US" w:bidi="ar-SA"/>
+          <w14:ligatures w14:val="standardContextual"/>
+        </w:rPr>
+        <w:t xml:space="preserve"> </w:t>
+      </w:r>
+      <w:r>
+        <w:rPr>
+          <w:rFonts w:asciiTheme="minorHAnsi" w:eastAsiaTheme="minorHAnsi" w:hAnsiTheme="minorHAnsi" w:cstheme="minorHAnsi"/>
+          <w:kern w:val="2"/>
+          <w:lang w:val="en-IN" w:eastAsia="en-US" w:bidi="ar-SA"/>
+          <w14:ligatures w14:val="standardContextual"/>
+        </w:rPr>
+        <w:t>ingestion pipelines using Apache Airflow, Kafka, and Polars</w:t>
+      </w:r>
+      <w:r>
+        <w:rPr>
+          <w:rFonts w:asciiTheme="minorHAnsi" w:eastAsiaTheme="minorHAnsi" w:hAnsiTheme="minorHAnsi" w:cstheme="minorHAnsi"/>
+          <w:kern w:val="2"/>
+          <w:lang w:val="en-IN" w:eastAsia="en-US" w:bidi="ar-SA"/>
+          <w14:ligatures w14:val="standardContextual"/>
+        </w:rPr>
+        <w:t xml:space="preserve">, processing </w:t>
+      </w:r>
+      <w:r>
+        <w:rPr>
+          <w:rFonts w:asciiTheme="minorHAnsi" w:eastAsiaTheme="minorHAnsi" w:hAnsiTheme="minorHAnsi" w:cstheme="minorHAnsi"/>
+          <w:b/>
+          <w:bCs/>
+          <w:kern w:val="2"/>
+          <w:lang w:val="en-IN" w:eastAsia="en-US" w:bidi="ar-SA"/>
+          <w14:ligatures w14:val="standardContextual"/>
+        </w:rPr>
+        <w:t>30+ GB daily across 10+ log types</w:t>
+      </w:r>
+      <w:r>
+        <w:rPr>
+          <w:rFonts w:asciiTheme="minorHAnsi" w:eastAsiaTheme="minorHAnsi" w:hAnsiTheme="minorHAnsi" w:cstheme="minorHAnsi"/>
+          <w:kern w:val="2"/>
+          <w:lang w:val="en-IN" w:eastAsia="en-US" w:bidi="ar-SA"/>
+          <w14:ligatures w14:val="standardContextual"/>
+        </w:rPr>
+        <w:t xml:space="preserve"> (HTML, XCP, Excel, XML, XZ, JSON, API);</w:t>
+      </w:r>
+      <w:r>
+        <w:rPr>
+          <w:rFonts w:asciiTheme="minorHAnsi" w:eastAsiaTheme="minorHAnsi" w:hAnsiTheme="minorHAnsi" w:cstheme="minorHAnsi"/>
+          <w:kern w:val="2"/>
+          <w:lang w:val="en-IN" w:eastAsia="en-US" w:bidi="ar-SA"/>
+          <w14:ligatures w14:val="standardContextual"/>
+        </w:rPr>
+        <w:t xml:space="preserve"> reduced ingestion-related incidents from 10 per month to 3 per month by implementing partial-arrival handling and idempotent merges.</w:t>
       </w:r>
     </w:p>
     <w:p>
@@ -1134,82 +1158,100 @@
       <w:r>
         <w:rPr>
           <w:rFonts w:asciiTheme="minorHAnsi" w:eastAsiaTheme="minorHAnsi" w:hAnsiTheme="minorHAnsi" w:cstheme="minorHAnsi"/>
-          <w:b/>
-          <w:bCs/>
-          <w:kern w:val="2"/>
-          <w:lang w:val="en-IN" w:eastAsia="en-US" w:bidi="ar-SA"/>
-          <w14:ligatures w14:val="standardContextual"/>
-        </w:rPr>
-        <w:t>Led architecture + implementation</w:t>
-      </w:r>
-      <w:r>
-        <w:rPr>
-          <w:rFonts w:asciiTheme="minorHAnsi" w:eastAsiaTheme="minorHAnsi" w:hAnsiTheme="minorHAnsi" w:cstheme="minorHAnsi"/>
-          <w:kern w:val="2"/>
-          <w:lang w:val="en-IN" w:eastAsia="en-US" w:bidi="ar-SA"/>
-          <w14:ligatures w14:val="standardContextual"/>
-        </w:rPr>
-        <w:t xml:space="preserve"> of </w:t>
-      </w:r>
-      <w:r>
-        <w:rPr>
-          <w:rFonts w:asciiTheme="minorHAnsi" w:eastAsiaTheme="minorHAnsi" w:hAnsiTheme="minorHAnsi" w:cstheme="minorHAnsi"/>
-          <w:b/>
-          <w:bCs/>
-          <w:kern w:val="2"/>
-          <w:lang w:val="en-IN" w:eastAsia="en-US" w:bidi="ar-SA"/>
-          <w14:ligatures w14:val="standardContextual"/>
-        </w:rPr>
-        <w:t>signature/pattern search</w:t>
-      </w:r>
-      <w:r>
-        <w:rPr>
-          <w:rFonts w:asciiTheme="minorHAnsi" w:eastAsiaTheme="minorHAnsi" w:hAnsiTheme="minorHAnsi" w:cstheme="minorHAnsi"/>
-          <w:kern w:val="2"/>
-          <w:lang w:val="en-IN" w:eastAsia="en-US" w:bidi="ar-SA"/>
-          <w14:ligatures w14:val="standardContextual"/>
-        </w:rPr>
-        <w:t xml:space="preserve"> on telemetry using </w:t>
-      </w:r>
-      <w:r>
-        <w:rPr>
-          <w:rFonts w:asciiTheme="minorHAnsi" w:eastAsiaTheme="minorHAnsi" w:hAnsiTheme="minorHAnsi" w:cstheme="minorHAnsi"/>
-          <w:b/>
-          <w:bCs/>
-          <w:kern w:val="2"/>
-          <w:lang w:val="en-IN" w:eastAsia="en-US" w:bidi="ar-SA"/>
-          <w14:ligatures w14:val="standardContextual"/>
-        </w:rPr>
-        <w:t>PySpark</w:t>
-      </w:r>
-      <w:r>
-        <w:rPr>
-          <w:rFonts w:asciiTheme="minorHAnsi" w:eastAsiaTheme="minorHAnsi" w:hAnsiTheme="minorHAnsi" w:cstheme="minorHAnsi"/>
-          <w:kern w:val="2"/>
-          <w:lang w:val="en-IN" w:eastAsia="en-US" w:bidi="ar-SA"/>
-          <w14:ligatures w14:val="standardContextual"/>
-        </w:rPr>
-        <w:t xml:space="preserve">, enabling fast matching of event sequences to known signatures; reduced investigation time by </w:t>
-      </w:r>
-      <w:r>
-        <w:rPr>
-          <w:rFonts w:asciiTheme="minorHAnsi" w:eastAsiaTheme="minorHAnsi" w:hAnsiTheme="minorHAnsi" w:cstheme="minorHAnsi"/>
-          <w:b/>
-          <w:bCs/>
-          <w:kern w:val="2"/>
-          <w:lang w:val="en-IN" w:eastAsia="en-US" w:bidi="ar-SA"/>
-          <w14:ligatures w14:val="standardContextual"/>
-        </w:rPr>
-        <w:t>50%</w:t>
-      </w:r>
-      <w:r>
-        <w:rPr>
-          <w:rFonts w:asciiTheme="minorHAnsi" w:eastAsiaTheme="minorHAnsi" w:hAnsiTheme="minorHAnsi" w:cstheme="minorHAnsi"/>
-          <w:kern w:val="2"/>
-          <w:lang w:val="en-IN" w:eastAsia="en-US" w:bidi="ar-SA"/>
-          <w14:ligatures w14:val="standardContextual"/>
-        </w:rPr>
-        <w:t xml:space="preserve"> for recurring issues.</w:t>
+          <w:kern w:val="2"/>
+          <w:lang w:val="en-IN" w:eastAsia="en-US" w:bidi="ar-SA"/>
+          <w14:ligatures w14:val="standardContextual"/>
+        </w:rPr>
+        <w:t xml:space="preserve">Modernized </w:t>
+      </w:r>
+      <w:r>
+        <w:rPr>
+          <w:rFonts w:asciiTheme="minorHAnsi" w:eastAsiaTheme="minorHAnsi" w:hAnsiTheme="minorHAnsi" w:cstheme="minorHAnsi"/>
+          <w:b/>
+          <w:bCs/>
+          <w:kern w:val="2"/>
+          <w:lang w:val="en-IN" w:eastAsia="en-US" w:bidi="ar-SA"/>
+          <w14:ligatures w14:val="standardContextual"/>
+        </w:rPr>
+        <w:t>20+ SQL stored procedures</w:t>
+      </w:r>
+      <w:r>
+        <w:rPr>
+          <w:rFonts w:asciiTheme="minorHAnsi" w:eastAsiaTheme="minorHAnsi" w:hAnsiTheme="minorHAnsi" w:cstheme="minorHAnsi"/>
+          <w:kern w:val="2"/>
+          <w:lang w:val="en-IN" w:eastAsia="en-US" w:bidi="ar-SA"/>
+          <w14:ligatures w14:val="standardContextual"/>
+        </w:rPr>
+        <w:t xml:space="preserve"> into reusable </w:t>
+      </w:r>
+      <w:r>
+        <w:rPr>
+          <w:rFonts w:asciiTheme="minorHAnsi" w:eastAsiaTheme="minorHAnsi" w:hAnsiTheme="minorHAnsi" w:cstheme="minorHAnsi"/>
+          <w:kern w:val="2"/>
+          <w:lang w:val="en-IN" w:eastAsia="en-US" w:bidi="ar-SA"/>
+          <w14:ligatures w14:val="standardContextual"/>
+        </w:rPr>
+        <w:t>PySpark notebooks</w:t>
+      </w:r>
+      <w:r>
+        <w:rPr>
+          <w:rFonts w:asciiTheme="minorHAnsi" w:eastAsiaTheme="minorHAnsi" w:hAnsiTheme="minorHAnsi" w:cstheme="minorHAnsi"/>
+          <w:b/>
+          <w:bCs/>
+          <w:kern w:val="2"/>
+          <w:lang w:val="en-IN" w:eastAsia="en-US" w:bidi="ar-SA"/>
+          <w14:ligatures w14:val="standardContextual"/>
+        </w:rPr>
+        <w:t xml:space="preserve">, </w:t>
+      </w:r>
+      <w:r>
+        <w:rPr>
+          <w:rFonts w:asciiTheme="minorHAnsi" w:eastAsiaTheme="minorHAnsi" w:hAnsiTheme="minorHAnsi" w:cstheme="minorHAnsi"/>
+          <w:kern w:val="2"/>
+          <w:lang w:val="en-IN" w:eastAsia="en-US" w:bidi="ar-SA"/>
+          <w14:ligatures w14:val="standardContextual"/>
+        </w:rPr>
+        <w:t>enabling complex distributed transformations</w:t>
+      </w:r>
+      <w:r>
+        <w:rPr>
+          <w:rFonts w:asciiTheme="minorHAnsi" w:eastAsiaTheme="minorHAnsi" w:hAnsiTheme="minorHAnsi" w:cstheme="minorHAnsi"/>
+          <w:kern w:val="2"/>
+          <w:lang w:val="en-IN" w:eastAsia="en-US" w:bidi="ar-SA"/>
+          <w14:ligatures w14:val="standardContextual"/>
+        </w:rPr>
+        <w:t xml:space="preserve">; optimized partitioning, joins, shuffles, and data skew, cutting pipeline runtime </w:t>
+      </w:r>
+      <w:r>
+        <w:rPr>
+          <w:rFonts w:asciiTheme="minorHAnsi" w:eastAsiaTheme="minorHAnsi" w:hAnsiTheme="minorHAnsi" w:cstheme="minorHAnsi"/>
+          <w:kern w:val="2"/>
+          <w:lang w:val="en-IN" w:eastAsia="en-US" w:bidi="ar-SA"/>
+          <w14:ligatures w14:val="standardContextual"/>
+        </w:rPr>
+        <w:t xml:space="preserve">from </w:t>
+      </w:r>
+      <w:r>
+        <w:rPr>
+          <w:rFonts w:asciiTheme="minorHAnsi" w:eastAsiaTheme="minorHAnsi" w:hAnsiTheme="minorHAnsi" w:cstheme="minorHAnsi"/>
+          <w:b/>
+          <w:bCs/>
+          <w:kern w:val="2"/>
+          <w:lang w:val="en-IN" w:eastAsia="en-US" w:bidi="ar-SA"/>
+          <w14:ligatures w14:val="standardContextual"/>
+        </w:rPr>
+        <w:t>3.5 hours to approximately 1 hour</w:t>
+      </w:r>
+      <w:r>
+        <w:rPr>
+          <w:rFonts w:asciiTheme="minorHAnsi" w:eastAsiaTheme="minorHAnsi" w:hAnsiTheme="minorHAnsi" w:cstheme="minorHAnsi"/>
+          <w:b/>
+          <w:bCs/>
+          <w:kern w:val="2"/>
+          <w:lang w:val="en-IN" w:eastAsia="en-US" w:bidi="ar-SA"/>
+          <w14:ligatures w14:val="standardContextual"/>
+        </w:rPr>
+        <w:t>.</w:t>
       </w:r>
     </w:p>
     <w:p>
@@ -1231,82 +1273,87 @@
       <w:r>
         <w:rPr>
           <w:rFonts w:asciiTheme="minorHAnsi" w:eastAsiaTheme="minorHAnsi" w:hAnsiTheme="minorHAnsi" w:cstheme="minorHAnsi"/>
-          <w:b/>
-          <w:bCs/>
-          <w:kern w:val="2"/>
-          <w:lang w:val="en-IN" w:eastAsia="en-US" w:bidi="ar-SA"/>
-          <w14:ligatures w14:val="standardContextual"/>
-        </w:rPr>
-        <w:t>Designed</w:t>
-      </w:r>
-      <w:r>
-        <w:rPr>
-          <w:rFonts w:asciiTheme="minorHAnsi" w:eastAsiaTheme="minorHAnsi" w:hAnsiTheme="minorHAnsi" w:cstheme="minorHAnsi"/>
-          <w:kern w:val="2"/>
-          <w:lang w:val="en-IN" w:eastAsia="en-US" w:bidi="ar-SA"/>
-          <w14:ligatures w14:val="standardContextual"/>
-        </w:rPr>
-        <w:t xml:space="preserve"> and </w:t>
-      </w:r>
-      <w:r>
-        <w:rPr>
-          <w:rFonts w:asciiTheme="minorHAnsi" w:eastAsiaTheme="minorHAnsi" w:hAnsiTheme="minorHAnsi" w:cstheme="minorHAnsi"/>
-          <w:b/>
-          <w:bCs/>
-          <w:kern w:val="2"/>
-          <w:lang w:val="en-IN" w:eastAsia="en-US" w:bidi="ar-SA"/>
-          <w14:ligatures w14:val="standardContextual"/>
-        </w:rPr>
-        <w:t>delivered</w:t>
-      </w:r>
-      <w:r>
-        <w:rPr>
-          <w:rFonts w:asciiTheme="minorHAnsi" w:eastAsiaTheme="minorHAnsi" w:hAnsiTheme="minorHAnsi" w:cstheme="minorHAnsi"/>
-          <w:kern w:val="2"/>
-          <w:lang w:val="en-IN" w:eastAsia="en-US" w:bidi="ar-SA"/>
-          <w14:ligatures w14:val="standardContextual"/>
-        </w:rPr>
-        <w:t xml:space="preserve"> partial-run handling (late/partial/complete arrivals) with </w:t>
-      </w:r>
-      <w:r>
-        <w:rPr>
-          <w:rFonts w:asciiTheme="minorHAnsi" w:eastAsiaTheme="minorHAnsi" w:hAnsiTheme="minorHAnsi" w:cstheme="minorHAnsi"/>
-          <w:b/>
-          <w:bCs/>
-          <w:kern w:val="2"/>
-          <w:lang w:val="en-IN" w:eastAsia="en-US" w:bidi="ar-SA"/>
-          <w14:ligatures w14:val="standardContextual"/>
-        </w:rPr>
-        <w:t>idempotent merges</w:t>
-      </w:r>
-      <w:r>
-        <w:rPr>
-          <w:rFonts w:asciiTheme="minorHAnsi" w:eastAsiaTheme="minorHAnsi" w:hAnsiTheme="minorHAnsi" w:cstheme="minorHAnsi"/>
-          <w:kern w:val="2"/>
-          <w:lang w:val="en-IN" w:eastAsia="en-US" w:bidi="ar-SA"/>
-          <w14:ligatures w14:val="standardContextual"/>
-        </w:rPr>
-        <w:t xml:space="preserve"> + governance rules, cutting data inconsistencies and manual rework by </w:t>
-      </w:r>
-      <w:r>
-        <w:rPr>
-          <w:rFonts w:asciiTheme="minorHAnsi" w:eastAsiaTheme="minorHAnsi" w:hAnsiTheme="minorHAnsi" w:cstheme="minorHAnsi"/>
-          <w:b/>
-          <w:bCs/>
-          <w:kern w:val="2"/>
-          <w:lang w:val="en-IN" w:eastAsia="en-US" w:bidi="ar-SA"/>
-          <w14:ligatures w14:val="standardContextual"/>
-        </w:rPr>
-        <w:t>60%</w:t>
-      </w:r>
-      <w:r>
-        <w:rPr>
-          <w:rFonts w:asciiTheme="minorHAnsi" w:eastAsiaTheme="minorHAnsi" w:hAnsiTheme="minorHAnsi" w:cstheme="minorHAnsi"/>
-          <w:kern w:val="2"/>
-          <w:lang w:val="en-IN" w:eastAsia="en-US" w:bidi="ar-SA"/>
-          <w14:ligatures w14:val="standardContextual"/>
-        </w:rPr>
-        <w:t xml:space="preserve"> and improving KPI reliability.</w:t>
+          <w:kern w:val="2"/>
+          <w:lang w:val="en-IN" w:eastAsia="en-US" w:bidi="ar-SA"/>
+          <w14:ligatures w14:val="standardContextual"/>
+        </w:rPr>
+        <w:t xml:space="preserve">Owned technical delivery for </w:t>
+      </w:r>
+      <w:r>
+        <w:rPr>
+          <w:rFonts w:asciiTheme="minorHAnsi" w:eastAsiaTheme="minorHAnsi" w:hAnsiTheme="minorHAnsi" w:cstheme="minorHAnsi"/>
+          <w:kern w:val="2"/>
+          <w:lang w:val="en-IN" w:eastAsia="en-US" w:bidi="ar-SA"/>
+          <w14:ligatures w14:val="standardContextual"/>
+        </w:rPr>
+        <w:t>CCP2 Product</w:t>
+      </w:r>
+      <w:r>
+        <w:rPr>
+          <w:rFonts w:asciiTheme="minorHAnsi" w:eastAsiaTheme="minorHAnsi" w:hAnsiTheme="minorHAnsi" w:cstheme="minorHAnsi"/>
+          <w:kern w:val="2"/>
+          <w:lang w:val="en-IN" w:eastAsia="en-US" w:bidi="ar-SA"/>
+          <w14:ligatures w14:val="standardContextual"/>
+        </w:rPr>
+        <w:t xml:space="preserve">, translating requirements and reviewing code; engineered </w:t>
+      </w:r>
+      <w:r>
+        <w:rPr>
+          <w:rFonts w:asciiTheme="minorHAnsi" w:eastAsiaTheme="minorHAnsi" w:hAnsiTheme="minorHAnsi" w:cstheme="minorHAnsi"/>
+          <w:b/>
+          <w:bCs/>
+          <w:kern w:val="2"/>
+          <w:lang w:val="en-IN" w:eastAsia="en-US" w:bidi="ar-SA"/>
+          <w14:ligatures w14:val="standardContextual"/>
+        </w:rPr>
+        <w:t>PySpark</w:t>
+      </w:r>
+      <w:r>
+        <w:rPr>
+          <w:rFonts w:asciiTheme="minorHAnsi" w:eastAsiaTheme="minorHAnsi" w:hAnsiTheme="minorHAnsi" w:cstheme="minorHAnsi"/>
+          <w:kern w:val="2"/>
+          <w:lang w:val="en-IN" w:eastAsia="en-US" w:bidi="ar-SA"/>
+          <w14:ligatures w14:val="standardContextual"/>
+        </w:rPr>
+        <w:t xml:space="preserve"> </w:t>
+      </w:r>
+      <w:r>
+        <w:rPr>
+          <w:rFonts w:asciiTheme="minorHAnsi" w:eastAsiaTheme="minorHAnsi" w:hAnsiTheme="minorHAnsi" w:cstheme="minorHAnsi"/>
+          <w:kern w:val="2"/>
+          <w:lang w:val="en-IN" w:eastAsia="en-US" w:bidi="ar-SA"/>
+          <w14:ligatures w14:val="standardContextual"/>
+        </w:rPr>
+        <w:t>telemetry signature search</w:t>
+      </w:r>
+      <w:r>
+        <w:rPr>
+          <w:rFonts w:asciiTheme="minorHAnsi" w:eastAsiaTheme="minorHAnsi" w:hAnsiTheme="minorHAnsi" w:cstheme="minorHAnsi"/>
+          <w:kern w:val="2"/>
+          <w:lang w:val="en-IN" w:eastAsia="en-US" w:bidi="ar-SA"/>
+          <w14:ligatures w14:val="standardContextual"/>
+        </w:rPr>
+        <w:t xml:space="preserve">, reducing recurring-issue investigation time by </w:t>
+      </w:r>
+      <w:r>
+        <w:rPr>
+          <w:rFonts w:asciiTheme="minorHAnsi" w:eastAsiaTheme="minorHAnsi" w:hAnsiTheme="minorHAnsi" w:cstheme="minorHAnsi"/>
+          <w:b/>
+          <w:bCs/>
+          <w:kern w:val="2"/>
+          <w:lang w:val="en-IN" w:eastAsia="en-US" w:bidi="ar-SA"/>
+          <w14:ligatures w14:val="standardContextual"/>
+        </w:rPr>
+        <w:t>50%</w:t>
+      </w:r>
+      <w:r>
+        <w:rPr>
+          <w:rFonts w:asciiTheme="minorHAnsi" w:eastAsiaTheme="minorHAnsi" w:hAnsiTheme="minorHAnsi" w:cstheme="minorHAnsi"/>
+          <w:kern w:val="2"/>
+          <w:lang w:val="en-IN" w:eastAsia="en-US" w:bidi="ar-SA"/>
+          <w14:ligatures w14:val="standardContextual"/>
+        </w:rPr>
+        <w:t>.</w:t>
       </w:r>
     </w:p>
     <w:p>
@@ -1328,73 +1375,78 @@
       <w:r>
         <w:rPr>
           <w:rFonts w:asciiTheme="minorHAnsi" w:eastAsiaTheme="minorHAnsi" w:hAnsiTheme="minorHAnsi" w:cstheme="minorHAnsi"/>
-          <w:b/>
-          <w:bCs/>
-          <w:kern w:val="2"/>
-          <w:lang w:val="en-IN" w:eastAsia="en-US" w:bidi="ar-SA"/>
-          <w14:ligatures w14:val="standardContextual"/>
-        </w:rPr>
-        <w:t>Improved performance and cost-efficiency</w:t>
-      </w:r>
-      <w:r>
-        <w:rPr>
-          <w:rFonts w:asciiTheme="minorHAnsi" w:eastAsiaTheme="minorHAnsi" w:hAnsiTheme="minorHAnsi" w:cstheme="minorHAnsi"/>
-          <w:kern w:val="2"/>
-          <w:lang w:val="en-IN" w:eastAsia="en-US" w:bidi="ar-SA"/>
-          <w14:ligatures w14:val="standardContextual"/>
-        </w:rPr>
-        <w:t xml:space="preserve"> by optimizing </w:t>
-      </w:r>
-      <w:r>
-        <w:rPr>
-          <w:rFonts w:asciiTheme="minorHAnsi" w:eastAsiaTheme="minorHAnsi" w:hAnsiTheme="minorHAnsi" w:cstheme="minorHAnsi"/>
-          <w:b/>
-          <w:bCs/>
-          <w:kern w:val="2"/>
-          <w:lang w:val="en-IN" w:eastAsia="en-US" w:bidi="ar-SA"/>
-          <w14:ligatures w14:val="standardContextual"/>
-        </w:rPr>
-        <w:t>Spark workloads</w:t>
-      </w:r>
-      <w:r>
-        <w:rPr>
-          <w:rFonts w:asciiTheme="minorHAnsi" w:eastAsiaTheme="minorHAnsi" w:hAnsiTheme="minorHAnsi" w:cstheme="minorHAnsi"/>
-          <w:kern w:val="2"/>
-          <w:lang w:val="en-IN" w:eastAsia="en-US" w:bidi="ar-SA"/>
-          <w14:ligatures w14:val="standardContextual"/>
-        </w:rPr>
-        <w:t xml:space="preserve"> (partitioning, broadcast joins, shuffle reduction, handling data skew); cut backfill time by </w:t>
-      </w:r>
-      <w:r>
-        <w:rPr>
-          <w:rFonts w:asciiTheme="minorHAnsi" w:eastAsiaTheme="minorHAnsi" w:hAnsiTheme="minorHAnsi" w:cstheme="minorHAnsi"/>
-          <w:b/>
-          <w:bCs/>
-          <w:kern w:val="2"/>
-          <w:lang w:val="en-IN" w:eastAsia="en-US" w:bidi="ar-SA"/>
-          <w14:ligatures w14:val="standardContextual"/>
-        </w:rPr>
-        <w:t>50%</w:t>
-      </w:r>
-      <w:r>
-        <w:rPr>
-          <w:rFonts w:asciiTheme="minorHAnsi" w:eastAsiaTheme="minorHAnsi" w:hAnsiTheme="minorHAnsi" w:cstheme="minorHAnsi"/>
-          <w:kern w:val="2"/>
-          <w:lang w:val="en-IN" w:eastAsia="en-US" w:bidi="ar-SA"/>
-          <w14:ligatures w14:val="standardContextual"/>
-        </w:rPr>
-        <w:t xml:space="preserve"> and improved query latency by </w:t>
-      </w:r>
-      <w:r>
-        <w:rPr>
-          <w:rFonts w:asciiTheme="minorHAnsi" w:eastAsiaTheme="minorHAnsi" w:hAnsiTheme="minorHAnsi" w:cstheme="minorHAnsi"/>
-          <w:b/>
-          <w:bCs/>
-          <w:kern w:val="2"/>
-          <w:lang w:val="en-IN" w:eastAsia="en-US" w:bidi="ar-SA"/>
-          <w14:ligatures w14:val="standardContextual"/>
-        </w:rPr>
-        <w:t>90%</w:t>
+          <w:kern w:val="2"/>
+          <w:lang w:val="en-IN" w:eastAsia="en-US" w:bidi="ar-SA"/>
+          <w14:ligatures w14:val="standardContextual"/>
+        </w:rPr>
+        <w:t xml:space="preserve">Architected and deployed a </w:t>
+      </w:r>
+      <w:r>
+        <w:rPr>
+          <w:rFonts w:asciiTheme="minorHAnsi" w:eastAsiaTheme="minorHAnsi" w:hAnsiTheme="minorHAnsi" w:cstheme="minorHAnsi"/>
+          <w:kern w:val="2"/>
+          <w:lang w:val="en-IN" w:eastAsia="en-US" w:bidi="ar-SA"/>
+          <w14:ligatures w14:val="standardContextual"/>
+        </w:rPr>
+        <w:t>Kubernetes-based RAG agent</w:t>
+      </w:r>
+      <w:r>
+        <w:rPr>
+          <w:rFonts w:asciiTheme="minorHAnsi" w:eastAsiaTheme="minorHAnsi" w:hAnsiTheme="minorHAnsi" w:cstheme="minorHAnsi"/>
+          <w:kern w:val="2"/>
+          <w:lang w:val="en-IN" w:eastAsia="en-US" w:bidi="ar-SA"/>
+          <w14:ligatures w14:val="standardContextual"/>
+        </w:rPr>
+        <w:t xml:space="preserve"> using </w:t>
+      </w:r>
+      <w:r>
+        <w:rPr>
+          <w:rFonts w:asciiTheme="minorHAnsi" w:eastAsiaTheme="minorHAnsi" w:hAnsiTheme="minorHAnsi" w:cstheme="minorHAnsi"/>
+          <w:kern w:val="2"/>
+          <w:lang w:val="en-IN" w:eastAsia="en-US" w:bidi="ar-SA"/>
+          <w14:ligatures w14:val="standardContextual"/>
+        </w:rPr>
+        <w:t>LibreChat, LangChain, and MCP</w:t>
+      </w:r>
+      <w:r>
+        <w:rPr>
+          <w:rFonts w:asciiTheme="minorHAnsi" w:eastAsiaTheme="minorHAnsi" w:hAnsiTheme="minorHAnsi" w:cstheme="minorHAnsi"/>
+          <w:kern w:val="2"/>
+          <w:lang w:val="en-IN" w:eastAsia="en-US" w:bidi="ar-SA"/>
+          <w14:ligatures w14:val="standardContextual"/>
+        </w:rPr>
+        <w:t xml:space="preserve">, with retrieval evaluation across </w:t>
+      </w:r>
+      <w:r>
+        <w:rPr>
+          <w:rFonts w:asciiTheme="minorHAnsi" w:eastAsiaTheme="minorHAnsi" w:hAnsiTheme="minorHAnsi" w:cstheme="minorHAnsi"/>
+          <w:b/>
+          <w:bCs/>
+          <w:kern w:val="2"/>
+          <w:lang w:val="en-IN" w:eastAsia="en-US" w:bidi="ar-SA"/>
+          <w14:ligatures w14:val="standardContextual"/>
+        </w:rPr>
+        <w:t>7 products</w:t>
+      </w:r>
+      <w:r>
+        <w:rPr>
+          <w:rFonts w:asciiTheme="minorHAnsi" w:eastAsiaTheme="minorHAnsi" w:hAnsiTheme="minorHAnsi" w:cstheme="minorHAnsi"/>
+          <w:kern w:val="2"/>
+          <w:lang w:val="en-IN" w:eastAsia="en-US" w:bidi="ar-SA"/>
+          <w14:ligatures w14:val="standardContextual"/>
+        </w:rPr>
+        <w:t xml:space="preserve">, cutting analysis time by </w:t>
+      </w:r>
+      <w:r>
+        <w:rPr>
+          <w:rFonts w:asciiTheme="minorHAnsi" w:eastAsiaTheme="minorHAnsi" w:hAnsiTheme="minorHAnsi" w:cstheme="minorHAnsi"/>
+          <w:b/>
+          <w:bCs/>
+          <w:kern w:val="2"/>
+          <w:lang w:val="en-IN" w:eastAsia="en-US" w:bidi="ar-SA"/>
+          <w14:ligatures w14:val="standardContextual"/>
+        </w:rPr>
+        <w:t>65%</w:t>
       </w:r>
       <w:r>
         <w:rPr>
@@ -1429,67 +1481,127 @@
           <w:lang w:val="en-IN" w:eastAsia="en-US" w:bidi="ar-SA"/>
           <w14:ligatures w14:val="standardContextual"/>
         </w:rPr>
-        <w:t xml:space="preserve">Implemented </w:t>
-      </w:r>
-      <w:r>
-        <w:rPr>
-          <w:rFonts w:asciiTheme="minorHAnsi" w:eastAsiaTheme="minorHAnsi" w:hAnsiTheme="minorHAnsi" w:cstheme="minorHAnsi"/>
-          <w:b/>
-          <w:bCs/>
-          <w:kern w:val="2"/>
-          <w:lang w:val="en-IN" w:eastAsia="en-US" w:bidi="ar-SA"/>
-          <w14:ligatures w14:val="standardContextual"/>
-        </w:rPr>
-        <w:t>agentic automation</w:t>
-      </w:r>
-      <w:r>
-        <w:rPr>
-          <w:rFonts w:asciiTheme="minorHAnsi" w:eastAsiaTheme="minorHAnsi" w:hAnsiTheme="minorHAnsi" w:cstheme="minorHAnsi"/>
-          <w:kern w:val="2"/>
-          <w:lang w:val="en-IN" w:eastAsia="en-US" w:bidi="ar-SA"/>
-          <w14:ligatures w14:val="standardContextual"/>
-        </w:rPr>
-        <w:t xml:space="preserve"> for Microsoft Fabric pipelines using </w:t>
-      </w:r>
-      <w:r>
-        <w:rPr>
-          <w:rFonts w:asciiTheme="minorHAnsi" w:eastAsiaTheme="minorHAnsi" w:hAnsiTheme="minorHAnsi" w:cstheme="minorHAnsi"/>
-          <w:b/>
-          <w:bCs/>
-          <w:kern w:val="2"/>
-          <w:lang w:val="en-IN" w:eastAsia="en-US" w:bidi="ar-SA"/>
-          <w14:ligatures w14:val="standardContextual"/>
-        </w:rPr>
-        <w:t>Azure AI Foundry</w:t>
-      </w:r>
-      <w:r>
-        <w:rPr>
-          <w:rFonts w:asciiTheme="minorHAnsi" w:eastAsiaTheme="minorHAnsi" w:hAnsiTheme="minorHAnsi" w:cstheme="minorHAnsi"/>
-          <w:kern w:val="2"/>
-          <w:lang w:val="en-IN" w:eastAsia="en-US" w:bidi="ar-SA"/>
-          <w14:ligatures w14:val="standardContextual"/>
-        </w:rPr>
-        <w:t xml:space="preserve">, </w:t>
-      </w:r>
-      <w:r>
-        <w:rPr>
-          <w:rFonts w:asciiTheme="minorHAnsi" w:eastAsiaTheme="minorHAnsi" w:hAnsiTheme="minorHAnsi" w:cstheme="minorHAnsi"/>
-          <w:b/>
-          <w:bCs/>
-          <w:kern w:val="2"/>
-          <w:lang w:val="en-IN" w:eastAsia="en-US" w:bidi="ar-SA"/>
-          <w14:ligatures w14:val="standardContextual"/>
-        </w:rPr>
-        <w:t>MCP-style tool integration</w:t>
-      </w:r>
-      <w:r>
-        <w:rPr>
-          <w:rFonts w:asciiTheme="minorHAnsi" w:eastAsiaTheme="minorHAnsi" w:hAnsiTheme="minorHAnsi" w:cstheme="minorHAnsi"/>
-          <w:kern w:val="2"/>
-          <w:lang w:val="en-IN" w:eastAsia="en-US" w:bidi="ar-SA"/>
-          <w14:ligatures w14:val="standardContextual"/>
-        </w:rPr>
-        <w:t>, to support data quality checks, test generation, validation, spec-driven development.</w:t>
+        <w:t>B</w:t>
+      </w:r>
+      <w:r>
+        <w:rPr>
+          <w:rFonts w:asciiTheme="minorHAnsi" w:eastAsiaTheme="minorHAnsi" w:hAnsiTheme="minorHAnsi" w:cstheme="minorHAnsi"/>
+          <w:kern w:val="2"/>
+          <w:lang w:val="en-IN" w:eastAsia="en-US" w:bidi="ar-SA"/>
+          <w14:ligatures w14:val="standardContextual"/>
+        </w:rPr>
+        <w:t xml:space="preserve">uilt LangGraph multi-agent workflows generating Fabric PySpark notebooks for </w:t>
+      </w:r>
+      <w:r>
+        <w:rPr>
+          <w:rFonts w:asciiTheme="minorHAnsi" w:eastAsiaTheme="minorHAnsi" w:hAnsiTheme="minorHAnsi" w:cstheme="minorHAnsi"/>
+          <w:kern w:val="2"/>
+          <w:lang w:val="en-IN" w:eastAsia="en-US" w:bidi="ar-SA"/>
+          <w14:ligatures w14:val="standardContextual"/>
+        </w:rPr>
+        <w:t>11 Gold Layer KPIs</w:t>
+      </w:r>
+      <w:r>
+        <w:rPr>
+          <w:rFonts w:asciiTheme="minorHAnsi" w:eastAsiaTheme="minorHAnsi" w:hAnsiTheme="minorHAnsi" w:cstheme="minorHAnsi"/>
+          <w:kern w:val="2"/>
+          <w:lang w:val="en-IN" w:eastAsia="en-US" w:bidi="ar-SA"/>
+          <w14:ligatures w14:val="standardContextual"/>
+        </w:rPr>
+        <w:t xml:space="preserve">, reducing delivery from </w:t>
+      </w:r>
+      <w:r>
+        <w:rPr>
+          <w:rFonts w:asciiTheme="minorHAnsi" w:eastAsiaTheme="minorHAnsi" w:hAnsiTheme="minorHAnsi" w:cstheme="minorHAnsi"/>
+          <w:b/>
+          <w:bCs/>
+          <w:kern w:val="2"/>
+          <w:lang w:val="en-IN" w:eastAsia="en-US" w:bidi="ar-SA"/>
+          <w14:ligatures w14:val="standardContextual"/>
+        </w:rPr>
+        <w:t>2 weeks to 2 days</w:t>
+      </w:r>
+      <w:r>
+        <w:rPr>
+          <w:rFonts w:asciiTheme="minorHAnsi" w:eastAsiaTheme="minorHAnsi" w:hAnsiTheme="minorHAnsi" w:cstheme="minorHAnsi"/>
+          <w:kern w:val="2"/>
+          <w:lang w:val="en-IN" w:eastAsia="en-US" w:bidi="ar-SA"/>
+          <w14:ligatures w14:val="standardContextual"/>
+        </w:rPr>
+        <w:t>.</w:t>
+      </w:r>
+    </w:p>
+    <w:p>
+      <w:pPr>
+        <w:pStyle w:val="LO-normal"/>
+        <w:spacing w:line="120" w:lineRule="auto"/>
+        <w:ind w:right="-397"/>
+        <w:jc w:val="both"/>
+        <w:rPr>
+          <w:rFonts w:asciiTheme="minorHAnsi" w:eastAsiaTheme="minorHAnsi" w:hAnsiTheme="minorHAnsi" w:cstheme="minorHAnsi"/>
+          <w:kern w:val="2"/>
+          <w:lang w:val="en-IN" w:eastAsia="en-US" w:bidi="ar-SA"/>
+          <w14:ligatures w14:val="standardContextual"/>
+        </w:rPr>
+      </w:pPr>
+    </w:p>
+    <w:p>
+      <w:pPr>
+        <w:pStyle w:val="LO-normal"/>
+        <w:ind w:left="-397" w:right="-397"/>
+        <w:jc w:val="both"/>
+        <w:rPr>
+          <w:rFonts w:asciiTheme="minorHAnsi" w:eastAsiaTheme="minorHAnsi" w:hAnsiTheme="minorHAnsi" w:cstheme="minorHAnsi"/>
+          <w:b/>
+          <w:bCs/>
+          <w:kern w:val="2"/>
+          <w:lang w:val="en-IN" w:eastAsia="en-US" w:bidi="ar-SA"/>
+          <w14:ligatures w14:val="standardContextual"/>
+        </w:rPr>
+      </w:pPr>
+      <w:r>
+        <w:rPr>
+          <w:rFonts w:asciiTheme="minorHAnsi" w:eastAsiaTheme="minorHAnsi" w:hAnsiTheme="minorHAnsi" w:cstheme="minorHAnsi"/>
+          <w:b/>
+          <w:bCs/>
+          <w:kern w:val="2"/>
+          <w:lang w:val="en-IN" w:eastAsia="en-US" w:bidi="ar-SA"/>
+          <w14:ligatures w14:val="standardContextual"/>
+        </w:rPr>
+        <w:t xml:space="preserve">  </w:t>
+      </w:r>
+      <w:r>
+        <w:rPr>
+          <w:rFonts w:asciiTheme="minorHAnsi" w:eastAsiaTheme="minorHAnsi" w:hAnsiTheme="minorHAnsi" w:cstheme="minorHAnsi"/>
+          <w:b/>
+          <w:bCs/>
+          <w:kern w:val="2"/>
+          <w:lang w:val="en-IN" w:eastAsia="en-US" w:bidi="ar-SA"/>
+          <w14:ligatures w14:val="standardContextual"/>
+        </w:rPr>
+        <w:t xml:space="preserve">Project: </w:t>
+      </w:r>
+      <w:r>
+        <w:rPr>
+          <w:rFonts w:asciiTheme="minorHAnsi" w:eastAsiaTheme="minorHAnsi" w:hAnsiTheme="minorHAnsi" w:cstheme="minorHAnsi"/>
+          <w:b/>
+          <w:bCs/>
+          <w:kern w:val="2"/>
+          <w:lang w:val="en-IN" w:eastAsia="en-US" w:bidi="ar-SA"/>
+          <w14:ligatures w14:val="standardContextual"/>
+        </w:rPr>
+        <w:t>DMS (Digital Mobility Solutions) | Mobility Data Platform</w:t>
+      </w:r>
+      <w:r>
+        <w:rPr>
+          <w:rFonts w:asciiTheme="minorHAnsi" w:eastAsiaTheme="minorHAnsi" w:hAnsiTheme="minorHAnsi" w:cstheme="minorHAnsi"/>
+          <w:b/>
+          <w:bCs/>
+          <w:kern w:val="2"/>
+          <w:lang w:val="en-IN" w:eastAsia="en-US" w:bidi="ar-SA"/>
+          <w14:ligatures w14:val="standardContextual"/>
+        </w:rPr>
+        <w:t xml:space="preserve"> | March 2023 – September 2024</w:t>
       </w:r>
     </w:p>
     <w:p>
@@ -1511,93 +1623,185 @@
       <w:r>
         <w:rPr>
           <w:rFonts w:asciiTheme="minorHAnsi" w:eastAsiaTheme="minorHAnsi" w:hAnsiTheme="minorHAnsi" w:cstheme="minorHAnsi"/>
-          <w:b/>
-          <w:bCs/>
-          <w:kern w:val="2"/>
-          <w:lang w:val="en-IN" w:eastAsia="en-US" w:bidi="ar-SA"/>
-          <w14:ligatures w14:val="standardContextual"/>
-        </w:rPr>
-        <w:t>Technical owner</w:t>
-      </w:r>
-      <w:r>
-        <w:rPr>
-          <w:rFonts w:asciiTheme="minorHAnsi" w:eastAsiaTheme="minorHAnsi" w:hAnsiTheme="minorHAnsi" w:cstheme="minorHAnsi"/>
-          <w:kern w:val="2"/>
-          <w:lang w:val="en-IN" w:eastAsia="en-US" w:bidi="ar-SA"/>
-          <w14:ligatures w14:val="standardContextual"/>
-        </w:rPr>
-        <w:t xml:space="preserve"> for the CCP2 subsystem, </w:t>
-      </w:r>
-      <w:r>
-        <w:rPr>
-          <w:rFonts w:asciiTheme="minorHAnsi" w:eastAsiaTheme="minorHAnsi" w:hAnsiTheme="minorHAnsi" w:cstheme="minorHAnsi"/>
-          <w:b/>
-          <w:bCs/>
-          <w:kern w:val="2"/>
-          <w:lang w:val="en-IN" w:eastAsia="en-US" w:bidi="ar-SA"/>
-          <w14:ligatures w14:val="standardContextual"/>
-        </w:rPr>
-        <w:t>leading 3 data engineers</w:t>
-      </w:r>
-      <w:r>
-        <w:rPr>
-          <w:rFonts w:asciiTheme="minorHAnsi" w:eastAsiaTheme="minorHAnsi" w:hAnsiTheme="minorHAnsi" w:cstheme="minorHAnsi"/>
-          <w:kern w:val="2"/>
-          <w:lang w:val="en-IN" w:eastAsia="en-US" w:bidi="ar-SA"/>
-          <w14:ligatures w14:val="standardContextual"/>
-        </w:rPr>
-        <w:t xml:space="preserve">, translating client </w:t>
-      </w:r>
-      <w:r>
-        <w:rPr>
-          <w:rFonts w:asciiTheme="minorHAnsi" w:eastAsiaTheme="minorHAnsi" w:hAnsiTheme="minorHAnsi" w:cstheme="minorHAnsi"/>
-          <w:b/>
-          <w:bCs/>
-          <w:kern w:val="2"/>
-          <w:lang w:val="en-IN" w:eastAsia="en-US" w:bidi="ar-SA"/>
-          <w14:ligatures w14:val="standardContextual"/>
-        </w:rPr>
-        <w:t>requirements into scalable solutions</w:t>
-      </w:r>
-      <w:r>
-        <w:rPr>
-          <w:rFonts w:asciiTheme="minorHAnsi" w:eastAsiaTheme="minorHAnsi" w:hAnsiTheme="minorHAnsi" w:cstheme="minorHAnsi"/>
-          <w:kern w:val="2"/>
-          <w:lang w:val="en-IN" w:eastAsia="en-US" w:bidi="ar-SA"/>
-          <w14:ligatures w14:val="standardContextual"/>
-        </w:rPr>
-        <w:t xml:space="preserve">, assigning implementation tasks, reviewing code, and </w:t>
-      </w:r>
-      <w:r>
-        <w:rPr>
-          <w:rFonts w:asciiTheme="minorHAnsi" w:eastAsiaTheme="minorHAnsi" w:hAnsiTheme="minorHAnsi" w:cstheme="minorHAnsi"/>
-          <w:b/>
-          <w:bCs/>
-          <w:kern w:val="2"/>
-          <w:lang w:val="en-IN" w:eastAsia="en-US" w:bidi="ar-SA"/>
-          <w14:ligatures w14:val="standardContextual"/>
-        </w:rPr>
-        <w:t>driving end-to-end delivery</w:t>
-      </w:r>
-      <w:r>
-        <w:rPr>
-          <w:rFonts w:asciiTheme="minorHAnsi" w:eastAsiaTheme="minorHAnsi" w:hAnsiTheme="minorHAnsi" w:cstheme="minorHAnsi"/>
-          <w:kern w:val="2"/>
-          <w:lang w:val="en-IN" w:eastAsia="en-US" w:bidi="ar-SA"/>
-          <w14:ligatures w14:val="standardContextual"/>
-        </w:rPr>
-        <w:t xml:space="preserve"> of features/data</w:t>
-      </w:r>
-      <w:r>
-        <w:rPr>
-          <w:rFonts w:asciiTheme="minorHAnsi" w:eastAsiaTheme="minorHAnsi" w:hAnsiTheme="minorHAnsi" w:cstheme="minorHAnsi"/>
-          <w:b/>
-          <w:bCs/>
+          <w:kern w:val="2"/>
+          <w:lang w:val="en-IN" w:eastAsia="en-US" w:bidi="ar-SA"/>
+          <w14:ligatures w14:val="standardContextual"/>
+        </w:rPr>
+        <w:t xml:space="preserve">Built </w:t>
+      </w:r>
+      <w:r>
+        <w:rPr>
+          <w:rFonts w:asciiTheme="minorHAnsi" w:eastAsiaTheme="minorHAnsi" w:hAnsiTheme="minorHAnsi" w:cstheme="minorHAnsi"/>
+          <w:kern w:val="2"/>
+          <w:lang w:val="en-IN" w:eastAsia="en-US" w:bidi="ar-SA"/>
+          <w14:ligatures w14:val="standardContextual"/>
+        </w:rPr>
+        <w:t>Databricks pipelines</w:t>
+      </w:r>
+      <w:r>
+        <w:rPr>
+          <w:rFonts w:asciiTheme="minorHAnsi" w:eastAsiaTheme="minorHAnsi" w:hAnsiTheme="minorHAnsi" w:cstheme="minorHAnsi"/>
+          <w:kern w:val="2"/>
+          <w:lang w:val="en-IN" w:eastAsia="en-US" w:bidi="ar-SA"/>
+          <w14:ligatures w14:val="standardContextual"/>
+        </w:rPr>
+        <w:t xml:space="preserve"> for mobility data using </w:t>
+      </w:r>
+      <w:r>
+        <w:rPr>
+          <w:rFonts w:asciiTheme="minorHAnsi" w:eastAsiaTheme="minorHAnsi" w:hAnsiTheme="minorHAnsi" w:cstheme="minorHAnsi"/>
+          <w:kern w:val="2"/>
+          <w:lang w:val="en-IN" w:eastAsia="en-US" w:bidi="ar-SA"/>
+          <w14:ligatures w14:val="standardContextual"/>
+        </w:rPr>
+        <w:t>ADF, PySpark, Delta Lake</w:t>
+      </w:r>
+      <w:r>
+        <w:rPr>
+          <w:rFonts w:asciiTheme="minorHAnsi" w:eastAsiaTheme="minorHAnsi" w:hAnsiTheme="minorHAnsi" w:cstheme="minorHAnsi"/>
+          <w:kern w:val="2"/>
+          <w:lang w:val="en-IN" w:eastAsia="en-US" w:bidi="ar-SA"/>
+          <w14:ligatures w14:val="standardContextual"/>
+        </w:rPr>
+        <w:t>, incremental loads, schema enforcement, and bad-record quarantine</w:t>
+      </w:r>
+      <w:r>
+        <w:rPr>
+          <w:rFonts w:asciiTheme="minorHAnsi" w:eastAsiaTheme="minorHAnsi" w:hAnsiTheme="minorHAnsi" w:cstheme="minorHAnsi"/>
+          <w:kern w:val="2"/>
+          <w:lang w:val="en-IN" w:eastAsia="en-US" w:bidi="ar-SA"/>
+          <w14:ligatures w14:val="standardContextual"/>
+        </w:rPr>
+        <w:t xml:space="preserve"> workflows</w:t>
+      </w:r>
+      <w:r>
+        <w:rPr>
+          <w:rFonts w:asciiTheme="minorHAnsi" w:eastAsiaTheme="minorHAnsi" w:hAnsiTheme="minorHAnsi" w:cstheme="minorHAnsi"/>
+          <w:kern w:val="2"/>
+          <w:lang w:val="en-IN" w:eastAsia="en-US" w:bidi="ar-SA"/>
+          <w14:ligatures w14:val="standardContextual"/>
+        </w:rPr>
+        <w:t xml:space="preserve">, reducing reprocessing overhead by </w:t>
+      </w:r>
+      <w:r>
+        <w:rPr>
+          <w:rFonts w:asciiTheme="minorHAnsi" w:eastAsiaTheme="minorHAnsi" w:hAnsiTheme="minorHAnsi" w:cstheme="minorHAnsi"/>
+          <w:b/>
+          <w:bCs/>
+          <w:kern w:val="2"/>
+          <w:lang w:val="en-IN" w:eastAsia="en-US" w:bidi="ar-SA"/>
+          <w14:ligatures w14:val="standardContextual"/>
+        </w:rPr>
+        <w:t>60%</w:t>
+      </w:r>
+      <w:r>
+        <w:rPr>
+          <w:rFonts w:asciiTheme="minorHAnsi" w:eastAsiaTheme="minorHAnsi" w:hAnsiTheme="minorHAnsi" w:cstheme="minorHAnsi"/>
           <w:kern w:val="2"/>
           <w:lang w:val="en-IN" w:eastAsia="en-US" w:bidi="ar-SA"/>
           <w14:ligatures w14:val="standardContextual"/>
         </w:rPr>
         <w:t>.</w:t>
+      </w:r>
+    </w:p>
+    <w:p>
+      <w:pPr>
+        <w:pStyle w:val="LO-normal"/>
+        <w:numPr>
+          <w:ilvl w:val="0"/>
+          <w:numId w:val="33"/>
+        </w:numPr>
+        <w:ind w:left="17" w:right="-397" w:hanging="357"/>
+        <w:jc w:val="both"/>
+        <w:rPr>
+          <w:rFonts w:asciiTheme="minorHAnsi" w:eastAsiaTheme="minorHAnsi" w:hAnsiTheme="minorHAnsi" w:cstheme="minorHAnsi"/>
+          <w:kern w:val="2"/>
+          <w:lang w:val="en-IN" w:eastAsia="en-US" w:bidi="ar-SA"/>
+          <w14:ligatures w14:val="standardContextual"/>
+        </w:rPr>
+      </w:pPr>
+      <w:r>
+        <w:rPr>
+          <w:rFonts w:asciiTheme="minorHAnsi" w:eastAsiaTheme="minorHAnsi" w:hAnsiTheme="minorHAnsi" w:cstheme="minorHAnsi"/>
+          <w:kern w:val="2"/>
+          <w:lang w:val="en-IN" w:eastAsia="en-US" w:bidi="ar-SA"/>
+          <w14:ligatures w14:val="standardContextual"/>
+        </w:rPr>
+        <w:t xml:space="preserve">Developed </w:t>
+      </w:r>
+      <w:r>
+        <w:rPr>
+          <w:rFonts w:asciiTheme="minorHAnsi" w:eastAsiaTheme="minorHAnsi" w:hAnsiTheme="minorHAnsi" w:cstheme="minorHAnsi"/>
+          <w:kern w:val="2"/>
+          <w:lang w:val="en-IN" w:eastAsia="en-US" w:bidi="ar-SA"/>
+          <w14:ligatures w14:val="standardContextual"/>
+        </w:rPr>
+        <w:t>dbt-based Snowflake dimensional marts</w:t>
+      </w:r>
+      <w:r>
+        <w:rPr>
+          <w:rFonts w:asciiTheme="minorHAnsi" w:eastAsiaTheme="minorHAnsi" w:hAnsiTheme="minorHAnsi" w:cstheme="minorHAnsi"/>
+          <w:kern w:val="2"/>
+          <w:lang w:val="en-IN" w:eastAsia="en-US" w:bidi="ar-SA"/>
+          <w14:ligatures w14:val="standardContextual"/>
+        </w:rPr>
+        <w:t xml:space="preserve"> with fact and dimension</w:t>
+      </w:r>
+      <w:r>
+        <w:rPr>
+          <w:rFonts w:asciiTheme="minorHAnsi" w:eastAsiaTheme="minorHAnsi" w:hAnsiTheme="minorHAnsi" w:cstheme="minorHAnsi"/>
+          <w:kern w:val="2"/>
+          <w:lang w:val="en-IN" w:eastAsia="en-US" w:bidi="ar-SA"/>
+          <w14:ligatures w14:val="standardContextual"/>
+        </w:rPr>
+        <w:t>al</w:t>
+      </w:r>
+      <w:r>
+        <w:rPr>
+          <w:rFonts w:asciiTheme="minorHAnsi" w:eastAsiaTheme="minorHAnsi" w:hAnsiTheme="minorHAnsi" w:cstheme="minorHAnsi"/>
+          <w:kern w:val="2"/>
+          <w:lang w:val="en-IN" w:eastAsia="en-US" w:bidi="ar-SA"/>
+          <w14:ligatures w14:val="standardContextual"/>
+        </w:rPr>
+        <w:t xml:space="preserve"> modeling, SCD handling, </w:t>
+      </w:r>
+      <w:r>
+        <w:rPr>
+          <w:rFonts w:asciiTheme="minorHAnsi" w:eastAsiaTheme="minorHAnsi" w:hAnsiTheme="minorHAnsi" w:cstheme="minorHAnsi"/>
+          <w:kern w:val="2"/>
+          <w:lang w:val="en-IN" w:eastAsia="en-US" w:bidi="ar-SA"/>
+          <w14:ligatures w14:val="standardContextual"/>
+        </w:rPr>
+        <w:t xml:space="preserve">clustering, RBAC, reducing BI query runtime </w:t>
+      </w:r>
+      <w:r>
+        <w:rPr>
+          <w:rFonts w:asciiTheme="minorHAnsi" w:eastAsiaTheme="minorHAnsi" w:hAnsiTheme="minorHAnsi" w:cstheme="minorHAnsi"/>
+          <w:b/>
+          <w:bCs/>
+          <w:kern w:val="2"/>
+          <w:lang w:val="en-IN" w:eastAsia="en-US" w:bidi="ar-SA"/>
+          <w14:ligatures w14:val="standardContextual"/>
+        </w:rPr>
+        <w:t>from 12 to 6 seconds</w:t>
+      </w:r>
+      <w:r>
+        <w:rPr>
+          <w:rFonts w:asciiTheme="minorHAnsi" w:eastAsiaTheme="minorHAnsi" w:hAnsiTheme="minorHAnsi" w:cstheme="minorHAnsi"/>
+          <w:kern w:val="2"/>
+          <w:lang w:val="en-IN" w:eastAsia="en-US" w:bidi="ar-SA"/>
+          <w14:ligatures w14:val="standardContextual"/>
+        </w:rPr>
+        <w:t xml:space="preserve"> </w:t>
+      </w:r>
+      <w:r>
+        <w:rPr>
+          <w:rFonts w:asciiTheme="minorHAnsi" w:eastAsiaTheme="minorHAnsi" w:hAnsiTheme="minorHAnsi" w:cstheme="minorHAnsi"/>
+          <w:kern w:val="2"/>
+          <w:lang w:val="en-IN" w:eastAsia="en-US" w:bidi="ar-SA"/>
+          <w14:ligatures w14:val="standardContextual"/>
+        </w:rPr>
+        <w:t>for revenue, demand, and utilization reporting.</w:t>
       </w:r>
     </w:p>
     <w:p>
@@ -1684,16 +1888,16 @@
           <w:lang w:val="en-IN" w:eastAsia="en-US" w:bidi="ar-SA"/>
           <w14:ligatures w14:val="standardContextual"/>
         </w:rPr>
-        <w:t>Languages:</w:t>
-      </w:r>
-      <w:r>
-        <w:rPr>
-          <w:rFonts w:asciiTheme="minorHAnsi" w:eastAsiaTheme="minorHAnsi" w:hAnsiTheme="minorHAnsi" w:cstheme="minorHAnsi"/>
-          <w:kern w:val="2"/>
-          <w:lang w:val="en-IN" w:eastAsia="en-US" w:bidi="ar-SA"/>
-          <w14:ligatures w14:val="standardContextual"/>
-        </w:rPr>
-        <w:t xml:space="preserve"> Python, SQL, PySpark</w:t>
+        <w:t>Programming</w:t>
+      </w:r>
+      <w:r>
+        <w:rPr>
+          <w:rFonts w:asciiTheme="minorHAnsi" w:eastAsiaTheme="minorHAnsi" w:hAnsiTheme="minorHAnsi" w:cstheme="minorHAnsi"/>
+          <w:kern w:val="2"/>
+          <w:lang w:val="en-IN" w:eastAsia="en-US" w:bidi="ar-SA"/>
+          <w14:ligatures w14:val="standardContextual"/>
+        </w:rPr>
+        <w:t>: Python, SQL, PySpark</w:t>
       </w:r>
     </w:p>
     <w:p>
@@ -1721,16 +1925,16 @@
           <w:lang w:val="en-IN" w:eastAsia="en-US" w:bidi="ar-SA"/>
           <w14:ligatures w14:val="standardContextual"/>
         </w:rPr>
-        <w:t>Data Engineering:</w:t>
-      </w:r>
-      <w:r>
-        <w:rPr>
-          <w:rFonts w:asciiTheme="minorHAnsi" w:eastAsiaTheme="minorHAnsi" w:hAnsiTheme="minorHAnsi" w:cstheme="minorHAnsi"/>
-          <w:kern w:val="2"/>
-          <w:lang w:val="en-IN" w:eastAsia="en-US" w:bidi="ar-SA"/>
-          <w14:ligatures w14:val="standardContextual"/>
-        </w:rPr>
-        <w:t xml:space="preserve"> Apache Spark, Apache Airflow, Kafka, Batch and Real-time processing, Delta/Parquet</w:t>
+        <w:t>Data Processing</w:t>
+      </w:r>
+      <w:r>
+        <w:rPr>
+          <w:rFonts w:asciiTheme="minorHAnsi" w:eastAsiaTheme="minorHAnsi" w:hAnsiTheme="minorHAnsi" w:cstheme="minorHAnsi"/>
+          <w:kern w:val="2"/>
+          <w:lang w:val="en-IN" w:eastAsia="en-US" w:bidi="ar-SA"/>
+          <w14:ligatures w14:val="standardContextual"/>
+        </w:rPr>
+        <w:t>: Apache Spark, Kafka, Airflow, dbt, Polars, REST APIs</w:t>
       </w:r>
     </w:p>
     <w:p>
@@ -1758,16 +1962,16 @@
           <w:lang w:val="en-IN" w:eastAsia="en-US" w:bidi="ar-SA"/>
           <w14:ligatures w14:val="standardContextual"/>
         </w:rPr>
-        <w:t>Cloud/Data Platforms:</w:t>
-      </w:r>
-      <w:r>
-        <w:rPr>
-          <w:rFonts w:asciiTheme="minorHAnsi" w:eastAsiaTheme="minorHAnsi" w:hAnsiTheme="minorHAnsi" w:cstheme="minorHAnsi"/>
-          <w:kern w:val="2"/>
-          <w:lang w:val="en-IN" w:eastAsia="en-US" w:bidi="ar-SA"/>
-          <w14:ligatures w14:val="standardContextual"/>
-        </w:rPr>
-        <w:t xml:space="preserve"> Microsoft Fabric, ADLS Gen2, ADF, Azure Synapse, Azure Functions, Databricks, OneLake and Delta Lake concepts, Azure Storage/Blob, Events stream, Power BI, KQL/Eventhouse</w:t>
+        <w:t>Cloud and Platforms</w:t>
+      </w:r>
+      <w:r>
+        <w:rPr>
+          <w:rFonts w:asciiTheme="minorHAnsi" w:eastAsiaTheme="minorHAnsi" w:hAnsiTheme="minorHAnsi" w:cstheme="minorHAnsi"/>
+          <w:kern w:val="2"/>
+          <w:lang w:val="en-IN" w:eastAsia="en-US" w:bidi="ar-SA"/>
+          <w14:ligatures w14:val="standardContextual"/>
+        </w:rPr>
+        <w:t>: Microsoft Fabric, Databricks, ADF, Snowflake, Event Hubs</w:t>
       </w:r>
     </w:p>
     <w:p>
@@ -1795,16 +1999,25 @@
           <w:lang w:val="en-IN" w:eastAsia="en-US" w:bidi="ar-SA"/>
           <w14:ligatures w14:val="standardContextual"/>
         </w:rPr>
-        <w:t>Data Modeling:</w:t>
-      </w:r>
-      <w:r>
-        <w:rPr>
-          <w:rFonts w:asciiTheme="minorHAnsi" w:eastAsiaTheme="minorHAnsi" w:hAnsiTheme="minorHAnsi" w:cstheme="minorHAnsi"/>
-          <w:kern w:val="2"/>
-          <w:lang w:val="en-IN" w:eastAsia="en-US" w:bidi="ar-SA"/>
-          <w14:ligatures w14:val="standardContextual"/>
-        </w:rPr>
-        <w:t xml:space="preserve"> Medallion/Lakehouse Architecture, Star Schema, ELT/ETL, Dimensional Modeling</w:t>
+        <w:t>Storage and Modeling</w:t>
+      </w:r>
+      <w:r>
+        <w:rPr>
+          <w:rFonts w:asciiTheme="minorHAnsi" w:eastAsiaTheme="minorHAnsi" w:hAnsiTheme="minorHAnsi" w:cstheme="minorHAnsi"/>
+          <w:kern w:val="2"/>
+          <w:lang w:val="en-IN" w:eastAsia="en-US" w:bidi="ar-SA"/>
+          <w14:ligatures w14:val="standardContextual"/>
+        </w:rPr>
+        <w:t>: Delta Lake, Lakehouse, Dimensional Modeling, Star Schema, SCD</w:t>
+      </w:r>
+      <w:r>
+        <w:rPr>
+          <w:rFonts w:asciiTheme="minorHAnsi" w:eastAsiaTheme="minorHAnsi" w:hAnsiTheme="minorHAnsi" w:cstheme="minorHAnsi"/>
+          <w:kern w:val="2"/>
+          <w:lang w:val="en-IN" w:eastAsia="en-US" w:bidi="ar-SA"/>
+          <w14:ligatures w14:val="standardContextual"/>
+        </w:rPr>
+        <w:t>, ETL and ELT</w:t>
       </w:r>
     </w:p>
     <w:p>
@@ -1832,16 +2045,34 @@
           <w:lang w:val="en-IN" w:eastAsia="en-US" w:bidi="ar-SA"/>
           <w14:ligatures w14:val="standardContextual"/>
         </w:rPr>
-        <w:t>Data Quality &amp; Governance:</w:t>
-      </w:r>
-      <w:r>
-        <w:rPr>
-          <w:rFonts w:asciiTheme="minorHAnsi" w:eastAsiaTheme="minorHAnsi" w:hAnsiTheme="minorHAnsi" w:cstheme="minorHAnsi"/>
-          <w:kern w:val="2"/>
-          <w:lang w:val="en-IN" w:eastAsia="en-US" w:bidi="ar-SA"/>
-          <w14:ligatures w14:val="standardContextual"/>
-        </w:rPr>
-        <w:t xml:space="preserve"> Validation Automation, Logging Frameworks, KPI Modeling, RBAC, Access Control</w:t>
+        <w:t>Quality &amp; Optimization</w:t>
+      </w:r>
+      <w:r>
+        <w:rPr>
+          <w:rFonts w:asciiTheme="minorHAnsi" w:eastAsiaTheme="minorHAnsi" w:hAnsiTheme="minorHAnsi" w:cstheme="minorHAnsi"/>
+          <w:kern w:val="2"/>
+          <w:lang w:val="en-IN" w:eastAsia="en-US" w:bidi="ar-SA"/>
+          <w14:ligatures w14:val="standardContextual"/>
+        </w:rPr>
+        <w:t>:</w:t>
+      </w:r>
+      <w:r>
+        <w:rPr>
+          <w:rFonts w:asciiTheme="minorHAnsi" w:eastAsiaTheme="minorHAnsi" w:hAnsiTheme="minorHAnsi" w:cstheme="minorHAnsi"/>
+          <w:kern w:val="2"/>
+          <w:lang w:val="en-IN" w:eastAsia="en-US" w:bidi="ar-SA"/>
+          <w14:ligatures w14:val="standardContextual"/>
+        </w:rPr>
+        <w:t xml:space="preserve"> </w:t>
+      </w:r>
+      <w:r>
+        <w:rPr>
+          <w:rFonts w:asciiTheme="minorHAnsi" w:eastAsiaTheme="minorHAnsi" w:hAnsiTheme="minorHAnsi" w:cstheme="minorHAnsi"/>
+          <w:kern w:val="2"/>
+          <w:lang w:val="en-IN" w:eastAsia="en-US" w:bidi="ar-SA"/>
+          <w14:ligatures w14:val="standardContextual"/>
+        </w:rPr>
+        <w:t>Schema Enforcement, Idempotent Processing, RBAC, Data-Skew Handling</w:t>
       </w:r>
     </w:p>
     <w:p>
@@ -1869,16 +2100,16 @@
           <w:lang w:val="en-IN" w:eastAsia="en-US" w:bidi="ar-SA"/>
           <w14:ligatures w14:val="standardContextual"/>
         </w:rPr>
-        <w:t xml:space="preserve">Collaboration &amp; Version Control: </w:t>
-      </w:r>
-      <w:r>
-        <w:rPr>
-          <w:rFonts w:asciiTheme="minorHAnsi" w:eastAsiaTheme="minorHAnsi" w:hAnsiTheme="minorHAnsi" w:cstheme="minorHAnsi"/>
-          <w:kern w:val="2"/>
-          <w:lang w:val="en-IN" w:eastAsia="en-US" w:bidi="ar-SA"/>
-          <w14:ligatures w14:val="standardContextual"/>
-        </w:rPr>
-        <w:t>GitLab, Agile/Scrum, CI/CD</w:t>
+        <w:t>DevOps</w:t>
+      </w:r>
+      <w:r>
+        <w:rPr>
+          <w:rFonts w:asciiTheme="minorHAnsi" w:eastAsiaTheme="minorHAnsi" w:hAnsiTheme="minorHAnsi" w:cstheme="minorHAnsi"/>
+          <w:kern w:val="2"/>
+          <w:lang w:val="en-IN" w:eastAsia="en-US" w:bidi="ar-SA"/>
+          <w14:ligatures w14:val="standardContextual"/>
+        </w:rPr>
+        <w:t>: Docker, Kubernetes, GitLab CI/CD</w:t>
       </w:r>
     </w:p>
     <w:p>
@@ -1906,16 +2137,16 @@
           <w:lang w:val="en-IN" w:eastAsia="en-US" w:bidi="ar-SA"/>
           <w14:ligatures w14:val="standardContextual"/>
         </w:rPr>
-        <w:t>Additional Skills:</w:t>
-      </w:r>
-      <w:r>
-        <w:rPr>
-          <w:rFonts w:asciiTheme="minorHAnsi" w:eastAsiaTheme="minorHAnsi" w:hAnsiTheme="minorHAnsi" w:cstheme="minorHAnsi"/>
-          <w:kern w:val="2"/>
-          <w:lang w:val="en-IN" w:eastAsia="en-US" w:bidi="ar-SA"/>
-          <w14:ligatures w14:val="standardContextual"/>
-        </w:rPr>
-        <w:t xml:space="preserve"> Requirement Analysis, FinOps Awareness, Code Reviews, Stakeholder Collaboration</w:t>
+        <w:t>Applied AI</w:t>
+      </w:r>
+      <w:r>
+        <w:rPr>
+          <w:rFonts w:asciiTheme="minorHAnsi" w:eastAsiaTheme="minorHAnsi" w:hAnsiTheme="minorHAnsi" w:cstheme="minorHAnsi"/>
+          <w:kern w:val="2"/>
+          <w:lang w:val="en-IN" w:eastAsia="en-US" w:bidi="ar-SA"/>
+          <w14:ligatures w14:val="standardContextual"/>
+        </w:rPr>
+        <w:t>: LangChain, LangGraph, RAG, MCP, LibreChat</w:t>
       </w:r>
     </w:p>
     <w:p>
@@ -1993,54 +2224,16 @@
           <w:lang w:val="en-IN" w:eastAsia="en-US" w:bidi="ar-SA"/>
           <w14:ligatures w14:val="standardContextual"/>
         </w:rPr>
-        <w:t xml:space="preserve">DP-700: </w:t>
-      </w:r>
-      <w:r>
-        <w:rPr>
-          <w:rFonts w:asciiTheme="minorHAnsi" w:eastAsiaTheme="minorHAnsi" w:hAnsiTheme="minorHAnsi" w:cstheme="minorHAnsi"/>
-          <w:kern w:val="2"/>
-          <w:lang w:val="en-IN" w:eastAsia="en-US" w:bidi="ar-SA"/>
-          <w14:ligatures w14:val="standardContextual"/>
-        </w:rPr>
-        <w:t>Fabric Data Engineer Associate (</w:t>
-      </w:r>
-      <w:r>
-        <w:rPr>
-          <w:rFonts w:asciiTheme="minorHAnsi" w:eastAsiaTheme="minorHAnsi" w:hAnsiTheme="minorHAnsi" w:cstheme="minorHAnsi"/>
-          <w:b/>
-          <w:bCs/>
-          <w:kern w:val="2"/>
-          <w:lang w:val="en-IN" w:eastAsia="en-US" w:bidi="ar-SA"/>
-          <w14:ligatures w14:val="standardContextual"/>
-        </w:rPr>
-        <w:t>Microsoft</w:t>
-      </w:r>
-      <w:r>
-        <w:rPr>
-          <w:rFonts w:asciiTheme="minorHAnsi" w:eastAsiaTheme="minorHAnsi" w:hAnsiTheme="minorHAnsi" w:cstheme="minorHAnsi"/>
-          <w:kern w:val="2"/>
-          <w:lang w:val="en-IN" w:eastAsia="en-US" w:bidi="ar-SA"/>
-          <w14:ligatures w14:val="standardContextual"/>
-        </w:rPr>
-        <w:t>), Sept</w:t>
-      </w:r>
-      <w:r>
-        <w:rPr>
-          <w:rFonts w:asciiTheme="minorHAnsi" w:eastAsiaTheme="minorHAnsi" w:hAnsiTheme="minorHAnsi" w:cstheme="minorHAnsi"/>
-          <w:kern w:val="2"/>
-          <w:lang w:val="en-IN" w:eastAsia="en-US" w:bidi="ar-SA"/>
-          <w14:ligatures w14:val="standardContextual"/>
-        </w:rPr>
-        <w:t>ember</w:t>
-      </w:r>
-      <w:r>
-        <w:rPr>
-          <w:rFonts w:asciiTheme="minorHAnsi" w:eastAsiaTheme="minorHAnsi" w:hAnsiTheme="minorHAnsi" w:cstheme="minorHAnsi"/>
-          <w:kern w:val="2"/>
-          <w:lang w:val="en-IN" w:eastAsia="en-US" w:bidi="ar-SA"/>
-          <w14:ligatures w14:val="standardContextual"/>
-        </w:rPr>
-        <w:t xml:space="preserve"> 2025</w:t>
+        <w:t>IBM:</w:t>
+      </w:r>
+      <w:r>
+        <w:rPr>
+          <w:rFonts w:asciiTheme="minorHAnsi" w:eastAsiaTheme="minorHAnsi" w:hAnsiTheme="minorHAnsi" w:cstheme="minorHAnsi"/>
+          <w:kern w:val="2"/>
+          <w:lang w:val="en-IN" w:eastAsia="en-US" w:bidi="ar-SA"/>
+          <w14:ligatures w14:val="standardContextual"/>
+        </w:rPr>
+        <w:t xml:space="preserve"> AI-Native Data Engineering, October 2026</w:t>
       </w:r>
     </w:p>
     <w:p>
@@ -2070,16 +2263,16 @@
           <w:lang w:val="en-IN" w:eastAsia="en-US" w:bidi="ar-SA"/>
           <w14:ligatures w14:val="standardContextual"/>
         </w:rPr>
-        <w:t xml:space="preserve">DP-203: </w:t>
-      </w:r>
-      <w:r>
-        <w:rPr>
-          <w:rFonts w:asciiTheme="minorHAnsi" w:eastAsiaTheme="minorHAnsi" w:hAnsiTheme="minorHAnsi" w:cstheme="minorHAnsi"/>
-          <w:kern w:val="2"/>
-          <w:lang w:val="en-IN" w:eastAsia="en-US" w:bidi="ar-SA"/>
-          <w14:ligatures w14:val="standardContextual"/>
-        </w:rPr>
-        <w:t>Azure Data Engineer Associate (</w:t>
+        <w:t xml:space="preserve">DP-700: </w:t>
+      </w:r>
+      <w:r>
+        <w:rPr>
+          <w:rFonts w:asciiTheme="minorHAnsi" w:eastAsiaTheme="minorHAnsi" w:hAnsiTheme="minorHAnsi" w:cstheme="minorHAnsi"/>
+          <w:kern w:val="2"/>
+          <w:lang w:val="en-IN" w:eastAsia="en-US" w:bidi="ar-SA"/>
+          <w14:ligatures w14:val="standardContextual"/>
+        </w:rPr>
+        <w:t>Fabric Data Engineer Associate (</w:t>
       </w:r>
       <w:r>
         <w:rPr>
@@ -2099,7 +2292,25 @@
           <w:lang w:val="en-IN" w:eastAsia="en-US" w:bidi="ar-SA"/>
           <w14:ligatures w14:val="standardContextual"/>
         </w:rPr>
-        <w:t>), June 2024</w:t>
+        <w:t>), Sept</w:t>
+      </w:r>
+      <w:r>
+        <w:rPr>
+          <w:rFonts w:asciiTheme="minorHAnsi" w:eastAsiaTheme="minorHAnsi" w:hAnsiTheme="minorHAnsi" w:cstheme="minorHAnsi"/>
+          <w:kern w:val="2"/>
+          <w:lang w:val="en-IN" w:eastAsia="en-US" w:bidi="ar-SA"/>
+          <w14:ligatures w14:val="standardContextual"/>
+        </w:rPr>
+        <w:t>ember</w:t>
+      </w:r>
+      <w:r>
+        <w:rPr>
+          <w:rFonts w:asciiTheme="minorHAnsi" w:eastAsiaTheme="minorHAnsi" w:hAnsiTheme="minorHAnsi" w:cstheme="minorHAnsi"/>
+          <w:kern w:val="2"/>
+          <w:lang w:val="en-IN" w:eastAsia="en-US" w:bidi="ar-SA"/>
+          <w14:ligatures w14:val="standardContextual"/>
+        </w:rPr>
+        <w:t xml:space="preserve"> 2025</w:t>
       </w:r>
     </w:p>
     <w:p>
@@ -2129,16 +2340,16 @@
           <w:lang w:val="en-IN" w:eastAsia="en-US" w:bidi="ar-SA"/>
           <w14:ligatures w14:val="standardContextual"/>
         </w:rPr>
-        <w:t xml:space="preserve">DP-900: </w:t>
-      </w:r>
-      <w:r>
-        <w:rPr>
-          <w:rFonts w:asciiTheme="minorHAnsi" w:eastAsiaTheme="minorHAnsi" w:hAnsiTheme="minorHAnsi" w:cstheme="minorHAnsi"/>
-          <w:kern w:val="2"/>
-          <w:lang w:val="en-IN" w:eastAsia="en-US" w:bidi="ar-SA"/>
-          <w14:ligatures w14:val="standardContextual"/>
-        </w:rPr>
-        <w:t>Azure Data Fundamentals (</w:t>
+        <w:t xml:space="preserve">DP-203: </w:t>
+      </w:r>
+      <w:r>
+        <w:rPr>
+          <w:rFonts w:asciiTheme="minorHAnsi" w:eastAsiaTheme="minorHAnsi" w:hAnsiTheme="minorHAnsi" w:cstheme="minorHAnsi"/>
+          <w:kern w:val="2"/>
+          <w:lang w:val="en-IN" w:eastAsia="en-US" w:bidi="ar-SA"/>
+          <w14:ligatures w14:val="standardContextual"/>
+        </w:rPr>
+        <w:t>Azure Data Engineer Associate (</w:t>
       </w:r>
       <w:r>
         <w:rPr>
@@ -2158,7 +2369,7 @@
           <w:lang w:val="en-IN" w:eastAsia="en-US" w:bidi="ar-SA"/>
           <w14:ligatures w14:val="standardContextual"/>
         </w:rPr>
-        <w:t>), April 2024</w:t>
+        <w:t>), June 2024</w:t>
       </w:r>
     </w:p>
     <w:p>
@@ -2188,91 +2399,36 @@
           <w:lang w:val="en-IN" w:eastAsia="en-US" w:bidi="ar-SA"/>
           <w14:ligatures w14:val="standardContextual"/>
         </w:rPr>
-        <w:t>IBM:</w:t>
-      </w:r>
-      <w:r>
-        <w:rPr>
-          <w:rFonts w:asciiTheme="minorHAnsi" w:eastAsiaTheme="minorHAnsi" w:hAnsiTheme="minorHAnsi" w:cstheme="minorHAnsi"/>
-          <w:kern w:val="2"/>
-          <w:lang w:val="en-IN" w:eastAsia="en-US" w:bidi="ar-SA"/>
-          <w14:ligatures w14:val="standardContextual"/>
-        </w:rPr>
-        <w:t xml:space="preserve"> Data Engineering Specialization, Oct</w:t>
-      </w:r>
-      <w:r>
-        <w:rPr>
-          <w:rFonts w:asciiTheme="minorHAnsi" w:eastAsiaTheme="minorHAnsi" w:hAnsiTheme="minorHAnsi" w:cstheme="minorHAnsi"/>
-          <w:kern w:val="2"/>
-          <w:lang w:val="en-IN" w:eastAsia="en-US" w:bidi="ar-SA"/>
-          <w14:ligatures w14:val="standardContextual"/>
-        </w:rPr>
-        <w:t>ober</w:t>
-      </w:r>
-      <w:r>
-        <w:rPr>
-          <w:rFonts w:asciiTheme="minorHAnsi" w:eastAsiaTheme="minorHAnsi" w:hAnsiTheme="minorHAnsi" w:cstheme="minorHAnsi"/>
-          <w:kern w:val="2"/>
-          <w:lang w:val="en-IN" w:eastAsia="en-US" w:bidi="ar-SA"/>
-          <w14:ligatures w14:val="standardContextual"/>
-        </w:rPr>
-        <w:t xml:space="preserve"> 2023</w:t>
-      </w:r>
-    </w:p>
-    <w:p>
-      <w:pPr>
-        <w:pStyle w:val="LO-normal"/>
-        <w:spacing w:line="120" w:lineRule="auto"/>
-        <w:ind w:right="-397"/>
-        <w:jc w:val="both"/>
-        <w:rPr>
-          <w:rFonts w:asciiTheme="minorHAnsi" w:eastAsiaTheme="minorHAnsi" w:hAnsiTheme="minorHAnsi" w:cstheme="minorHAnsi"/>
-          <w:b/>
-          <w:kern w:val="2"/>
-          <w:sz w:val="28"/>
-          <w:szCs w:val="28"/>
-          <w:lang w:val="en-IN" w:eastAsia="en-US" w:bidi="ar-SA"/>
-          <w14:ligatures w14:val="standardContextual"/>
-        </w:rPr>
-      </w:pPr>
-    </w:p>
-    <w:p>
-      <w:pPr>
-        <w:pStyle w:val="LO-normal"/>
-        <w:pBdr>
-          <w:bottom w:val="single" w:sz="6" w:space="1" w:color="auto"/>
-        </w:pBdr>
-        <w:ind w:left="-397" w:right="-397"/>
-        <w:jc w:val="both"/>
-        <w:rPr>
-          <w:rFonts w:asciiTheme="minorHAnsi" w:hAnsiTheme="minorHAnsi" w:cstheme="minorHAnsi"/>
-          <w:b/>
-          <w:sz w:val="40"/>
-          <w:szCs w:val="40"/>
-        </w:rPr>
-      </w:pPr>
-      <w:r>
-        <w:rPr>
-          <w:rFonts w:asciiTheme="minorHAnsi" w:eastAsiaTheme="minorHAnsi" w:hAnsiTheme="minorHAnsi" w:cstheme="minorHAnsi"/>
-          <w:b/>
-          <w:kern w:val="2"/>
-          <w:sz w:val="32"/>
-          <w:szCs w:val="32"/>
-          <w:lang w:val="en-IN" w:eastAsia="en-US" w:bidi="ar-SA"/>
-          <w14:ligatures w14:val="standardContextual"/>
-        </w:rPr>
-        <w:t>E</w:t>
-      </w:r>
-      <w:r>
-        <w:rPr>
-          <w:rFonts w:asciiTheme="minorHAnsi" w:eastAsiaTheme="minorHAnsi" w:hAnsiTheme="minorHAnsi" w:cstheme="minorHAnsi"/>
-          <w:b/>
-          <w:kern w:val="2"/>
-          <w:sz w:val="32"/>
-          <w:szCs w:val="32"/>
-          <w:lang w:val="en-IN" w:eastAsia="en-US" w:bidi="ar-SA"/>
-          <w14:ligatures w14:val="standardContextual"/>
-        </w:rPr>
-        <w:t>DUCATION</w:t>
+        <w:t xml:space="preserve">DP-900: </w:t>
+      </w:r>
+      <w:r>
+        <w:rPr>
+          <w:rFonts w:asciiTheme="minorHAnsi" w:eastAsiaTheme="minorHAnsi" w:hAnsiTheme="minorHAnsi" w:cstheme="minorHAnsi"/>
+          <w:kern w:val="2"/>
+          <w:lang w:val="en-IN" w:eastAsia="en-US" w:bidi="ar-SA"/>
+          <w14:ligatures w14:val="standardContextual"/>
+        </w:rPr>
+        <w:t>Azure Data Fundamentals (</w:t>
+      </w:r>
+      <w:r>
+        <w:rPr>
+          <w:rFonts w:asciiTheme="minorHAnsi" w:eastAsiaTheme="minorHAnsi" w:hAnsiTheme="minorHAnsi" w:cstheme="minorHAnsi"/>
+          <w:b/>
+          <w:bCs/>
+          <w:kern w:val="2"/>
+          <w:lang w:val="en-IN" w:eastAsia="en-US" w:bidi="ar-SA"/>
+          <w14:ligatures w14:val="standardContextual"/>
+        </w:rPr>
+        <w:t>Microsoft</w:t>
+      </w:r>
+      <w:r>
+        <w:rPr>
+          <w:rFonts w:asciiTheme="minorHAnsi" w:eastAsiaTheme="minorHAnsi" w:hAnsiTheme="minorHAnsi" w:cstheme="minorHAnsi"/>
+          <w:kern w:val="2"/>
+          <w:lang w:val="en-IN" w:eastAsia="en-US" w:bidi="ar-SA"/>
+          <w14:ligatures w14:val="standardContextual"/>
+        </w:rPr>
+        <w:t>), April 2024</w:t>
       </w:r>
     </w:p>
     <w:p>
@@ -2286,139 +2442,107 @@
         <w:jc w:val="both"/>
         <w:rPr>
           <w:rFonts w:asciiTheme="minorHAnsi" w:eastAsiaTheme="minorHAnsi" w:hAnsiTheme="minorHAnsi" w:cstheme="minorHAnsi"/>
-          <w:kern w:val="2"/>
-          <w:lang w:val="en-IN" w:eastAsia="en-US" w:bidi="ar-SA"/>
-          <w14:ligatures w14:val="standardContextual"/>
-        </w:rPr>
-      </w:pPr>
-      <w:r>
-        <w:rPr>
-          <w:rFonts w:asciiTheme="minorHAnsi" w:eastAsiaTheme="minorHAnsi" w:hAnsiTheme="minorHAnsi" w:cstheme="minorHAnsi"/>
-          <w:b/>
-          <w:bCs/>
-          <w:kern w:val="2"/>
-          <w:lang w:val="en-IN" w:eastAsia="en-US" w:bidi="ar-SA"/>
-          <w14:ligatures w14:val="standardContextual"/>
-        </w:rPr>
-        <w:t>PG-Diploma, Big Data Analytics (Ranked 1st)</w:t>
-      </w:r>
-      <w:r>
-        <w:rPr>
-          <w:rFonts w:asciiTheme="minorHAnsi" w:eastAsiaTheme="minorHAnsi" w:hAnsiTheme="minorHAnsi" w:cstheme="minorHAnsi"/>
-          <w:kern w:val="2"/>
-          <w:lang w:val="en-IN" w:eastAsia="en-US" w:bidi="ar-SA"/>
-          <w14:ligatures w14:val="standardContextual"/>
-        </w:rPr>
-        <w:t xml:space="preserve"> </w:t>
-      </w:r>
-      <w:r>
-        <w:rPr>
-          <w:rFonts w:asciiTheme="minorHAnsi" w:eastAsiaTheme="minorHAnsi" w:hAnsiTheme="minorHAnsi" w:cstheme="minorHAnsi"/>
-          <w:kern w:val="2"/>
-          <w:lang w:val="en-IN" w:eastAsia="en-US" w:bidi="ar-SA"/>
-          <w14:ligatures w14:val="standardContextual"/>
-        </w:rPr>
-        <w:t>-</w:t>
-      </w:r>
-      <w:r>
-        <w:rPr>
-          <w:rFonts w:asciiTheme="minorHAnsi" w:eastAsiaTheme="minorHAnsi" w:hAnsiTheme="minorHAnsi" w:cstheme="minorHAnsi"/>
-          <w:kern w:val="2"/>
-          <w:lang w:val="en-IN" w:eastAsia="en-US" w:bidi="ar-SA"/>
-          <w14:ligatures w14:val="standardContextual"/>
-        </w:rPr>
-        <w:t xml:space="preserve"> CDAC Bengaluru</w:t>
-      </w:r>
-      <w:r>
-        <w:rPr>
-          <w:rFonts w:asciiTheme="minorHAnsi" w:eastAsiaTheme="minorHAnsi" w:hAnsiTheme="minorHAnsi" w:cstheme="minorHAnsi"/>
-          <w:kern w:val="2"/>
-          <w:lang w:val="en-IN" w:eastAsia="en-US" w:bidi="ar-SA"/>
-          <w14:ligatures w14:val="standardContextual"/>
-        </w:rPr>
-        <w:tab/>
-      </w:r>
-      <w:r>
-        <w:rPr>
-          <w:rFonts w:asciiTheme="minorHAnsi" w:eastAsiaTheme="minorHAnsi" w:hAnsiTheme="minorHAnsi" w:cstheme="minorHAnsi"/>
-          <w:kern w:val="2"/>
-          <w:lang w:val="en-IN" w:eastAsia="en-US" w:bidi="ar-SA"/>
-          <w14:ligatures w14:val="standardContextual"/>
-        </w:rPr>
-        <w:tab/>
-      </w:r>
-      <w:r>
-        <w:rPr>
-          <w:rFonts w:asciiTheme="minorHAnsi" w:eastAsiaTheme="minorHAnsi" w:hAnsiTheme="minorHAnsi" w:cstheme="minorHAnsi"/>
-          <w:kern w:val="2"/>
-          <w:lang w:val="en-IN" w:eastAsia="en-US" w:bidi="ar-SA"/>
-          <w14:ligatures w14:val="standardContextual"/>
-        </w:rPr>
-        <w:tab/>
-      </w:r>
-      <w:r>
-        <w:rPr>
-          <w:rFonts w:asciiTheme="minorHAnsi" w:eastAsiaTheme="minorHAnsi" w:hAnsiTheme="minorHAnsi" w:cstheme="minorHAnsi"/>
-          <w:kern w:val="2"/>
-          <w:lang w:val="en-IN" w:eastAsia="en-US" w:bidi="ar-SA"/>
-          <w14:ligatures w14:val="standardContextual"/>
-        </w:rPr>
-        <w:t xml:space="preserve">           </w:t>
-      </w:r>
-      <w:r>
-        <w:rPr>
-          <w:rFonts w:asciiTheme="minorHAnsi" w:eastAsiaTheme="minorHAnsi" w:hAnsiTheme="minorHAnsi" w:cstheme="minorHAnsi"/>
-          <w:b/>
-          <w:bCs/>
-          <w:kern w:val="2"/>
-          <w:lang w:val="en-IN" w:eastAsia="en-US" w:bidi="ar-SA"/>
-          <w14:ligatures w14:val="standardContextual"/>
-        </w:rPr>
-        <w:t xml:space="preserve">Sept </w:t>
-      </w:r>
-      <w:r>
-        <w:rPr>
-          <w:rFonts w:asciiTheme="minorHAnsi" w:eastAsiaTheme="minorHAnsi" w:hAnsiTheme="minorHAnsi" w:cstheme="minorHAnsi"/>
-          <w:b/>
-          <w:bCs/>
-          <w:kern w:val="2"/>
-          <w:lang w:val="en-IN" w:eastAsia="en-US" w:bidi="ar-SA"/>
-          <w14:ligatures w14:val="standardContextual"/>
-        </w:rPr>
-        <w:t>2022</w:t>
-      </w:r>
-      <w:r>
-        <w:rPr>
-          <w:rFonts w:asciiTheme="minorHAnsi" w:eastAsiaTheme="minorHAnsi" w:hAnsiTheme="minorHAnsi" w:cstheme="minorHAnsi"/>
-          <w:b/>
-          <w:bCs/>
-          <w:kern w:val="2"/>
-          <w:lang w:val="en-IN" w:eastAsia="en-US" w:bidi="ar-SA"/>
-          <w14:ligatures w14:val="standardContextual"/>
-        </w:rPr>
-        <w:t xml:space="preserve"> - </w:t>
-      </w:r>
-      <w:r>
-        <w:rPr>
-          <w:rFonts w:asciiTheme="minorHAnsi" w:eastAsiaTheme="minorHAnsi" w:hAnsiTheme="minorHAnsi" w:cstheme="minorHAnsi"/>
-          <w:b/>
-          <w:bCs/>
-          <w:kern w:val="2"/>
-          <w:lang w:val="en-IN" w:eastAsia="en-US" w:bidi="ar-SA"/>
-          <w14:ligatures w14:val="standardContextual"/>
-        </w:rPr>
-        <w:t xml:space="preserve">March </w:t>
-      </w:r>
-      <w:r>
-        <w:rPr>
-          <w:rFonts w:asciiTheme="minorHAnsi" w:eastAsiaTheme="minorHAnsi" w:hAnsiTheme="minorHAnsi" w:cstheme="minorHAnsi"/>
-          <w:b/>
-          <w:bCs/>
-          <w:kern w:val="2"/>
-          <w:lang w:val="en-IN" w:eastAsia="en-US" w:bidi="ar-SA"/>
-          <w14:ligatures w14:val="standardContextual"/>
-        </w:rPr>
-        <w:t>2023</w:t>
+          <w:b/>
+          <w:bCs/>
+          <w:kern w:val="2"/>
+          <w:lang w:val="en-IN" w:eastAsia="en-US" w:bidi="ar-SA"/>
+          <w14:ligatures w14:val="standardContextual"/>
+        </w:rPr>
+      </w:pPr>
+      <w:r>
+        <w:rPr>
+          <w:rFonts w:asciiTheme="minorHAnsi" w:eastAsiaTheme="minorHAnsi" w:hAnsiTheme="minorHAnsi" w:cstheme="minorHAnsi"/>
+          <w:b/>
+          <w:bCs/>
+          <w:kern w:val="2"/>
+          <w:lang w:val="en-IN" w:eastAsia="en-US" w:bidi="ar-SA"/>
+          <w14:ligatures w14:val="standardContextual"/>
+        </w:rPr>
+        <w:t>IBM:</w:t>
+      </w:r>
+      <w:r>
+        <w:rPr>
+          <w:rFonts w:asciiTheme="minorHAnsi" w:eastAsiaTheme="minorHAnsi" w:hAnsiTheme="minorHAnsi" w:cstheme="minorHAnsi"/>
+          <w:kern w:val="2"/>
+          <w:lang w:val="en-IN" w:eastAsia="en-US" w:bidi="ar-SA"/>
+          <w14:ligatures w14:val="standardContextual"/>
+        </w:rPr>
+        <w:t xml:space="preserve"> Data Engineering Specialization, Oct</w:t>
+      </w:r>
+      <w:r>
+        <w:rPr>
+          <w:rFonts w:asciiTheme="minorHAnsi" w:eastAsiaTheme="minorHAnsi" w:hAnsiTheme="minorHAnsi" w:cstheme="minorHAnsi"/>
+          <w:kern w:val="2"/>
+          <w:lang w:val="en-IN" w:eastAsia="en-US" w:bidi="ar-SA"/>
+          <w14:ligatures w14:val="standardContextual"/>
+        </w:rPr>
+        <w:t>ober</w:t>
+      </w:r>
+      <w:r>
+        <w:rPr>
+          <w:rFonts w:asciiTheme="minorHAnsi" w:eastAsiaTheme="minorHAnsi" w:hAnsiTheme="minorHAnsi" w:cstheme="minorHAnsi"/>
+          <w:kern w:val="2"/>
+          <w:lang w:val="en-IN" w:eastAsia="en-US" w:bidi="ar-SA"/>
+          <w14:ligatures w14:val="standardContextual"/>
+        </w:rPr>
+        <w:t xml:space="preserve"> 2023</w:t>
+      </w:r>
+    </w:p>
+    <w:p>
+      <w:pPr>
+        <w:pStyle w:val="LO-normal"/>
+        <w:spacing w:line="120" w:lineRule="auto"/>
+        <w:ind w:right="-397"/>
+        <w:jc w:val="both"/>
+        <w:rPr>
+          <w:rFonts w:asciiTheme="minorHAnsi" w:eastAsiaTheme="minorHAnsi" w:hAnsiTheme="minorHAnsi" w:cstheme="minorHAnsi"/>
+          <w:b/>
+          <w:kern w:val="2"/>
+          <w:sz w:val="28"/>
+          <w:szCs w:val="28"/>
+          <w:lang w:val="en-IN" w:eastAsia="en-US" w:bidi="ar-SA"/>
+          <w14:ligatures w14:val="standardContextual"/>
+        </w:rPr>
+      </w:pPr>
+    </w:p>
+    <w:p>
+      <w:pPr>
+        <w:pStyle w:val="LO-normal"/>
+        <w:pBdr>
+          <w:bottom w:val="single" w:sz="6" w:space="1" w:color="auto"/>
+        </w:pBdr>
+        <w:ind w:left="-397" w:right="-397"/>
+        <w:jc w:val="both"/>
+        <w:rPr>
+          <w:rFonts w:asciiTheme="minorHAnsi" w:hAnsiTheme="minorHAnsi" w:cstheme="minorHAnsi"/>
+          <w:b/>
+          <w:sz w:val="40"/>
+          <w:szCs w:val="40"/>
+        </w:rPr>
+      </w:pPr>
+      <w:r>
+        <w:rPr>
+          <w:rFonts w:asciiTheme="minorHAnsi" w:eastAsiaTheme="minorHAnsi" w:hAnsiTheme="minorHAnsi" w:cstheme="minorHAnsi"/>
+          <w:b/>
+          <w:kern w:val="2"/>
+          <w:sz w:val="32"/>
+          <w:szCs w:val="32"/>
+          <w:lang w:val="en-IN" w:eastAsia="en-US" w:bidi="ar-SA"/>
+          <w14:ligatures w14:val="standardContextual"/>
+        </w:rPr>
+        <w:t>E</w:t>
+      </w:r>
+      <w:r>
+        <w:rPr>
+          <w:rFonts w:asciiTheme="minorHAnsi" w:eastAsiaTheme="minorHAnsi" w:hAnsiTheme="minorHAnsi" w:cstheme="minorHAnsi"/>
+          <w:b/>
+          <w:kern w:val="2"/>
+          <w:sz w:val="32"/>
+          <w:szCs w:val="32"/>
+          <w:lang w:val="en-IN" w:eastAsia="en-US" w:bidi="ar-SA"/>
+          <w14:ligatures w14:val="standardContextual"/>
+        </w:rPr>
+        <w:t>DUCATION</w:t>
       </w:r>
     </w:p>
     <w:p>
@@ -2446,7 +2570,51 @@
           <w:lang w:val="en-IN" w:eastAsia="en-US" w:bidi="ar-SA"/>
           <w14:ligatures w14:val="standardContextual"/>
         </w:rPr>
-        <w:t>B. Tech in Computer Science</w:t>
+        <w:t>P</w:t>
+      </w:r>
+      <w:r>
+        <w:rPr>
+          <w:rFonts w:asciiTheme="minorHAnsi" w:eastAsiaTheme="minorHAnsi" w:hAnsiTheme="minorHAnsi" w:cstheme="minorHAnsi"/>
+          <w:b/>
+          <w:bCs/>
+          <w:kern w:val="2"/>
+          <w:lang w:val="en-IN" w:eastAsia="en-US" w:bidi="ar-SA"/>
+          <w14:ligatures w14:val="standardContextual"/>
+        </w:rPr>
+        <w:t xml:space="preserve">ostgraduate </w:t>
+      </w:r>
+      <w:r>
+        <w:rPr>
+          <w:rFonts w:asciiTheme="minorHAnsi" w:eastAsiaTheme="minorHAnsi" w:hAnsiTheme="minorHAnsi" w:cstheme="minorHAnsi"/>
+          <w:b/>
+          <w:bCs/>
+          <w:kern w:val="2"/>
+          <w:lang w:val="en-IN" w:eastAsia="en-US" w:bidi="ar-SA"/>
+          <w14:ligatures w14:val="standardContextual"/>
+        </w:rPr>
+        <w:t>Diploma</w:t>
+      </w:r>
+      <w:r>
+        <w:rPr>
+          <w:rFonts w:asciiTheme="minorHAnsi" w:eastAsiaTheme="minorHAnsi" w:hAnsiTheme="minorHAnsi" w:cstheme="minorHAnsi"/>
+          <w:b/>
+          <w:bCs/>
+          <w:kern w:val="2"/>
+          <w:lang w:val="en-IN" w:eastAsia="en-US" w:bidi="ar-SA"/>
+          <w14:ligatures w14:val="standardContextual"/>
+        </w:rPr>
+        <w:t xml:space="preserve"> in</w:t>
+      </w:r>
+      <w:r>
+        <w:rPr>
+          <w:rFonts w:asciiTheme="minorHAnsi" w:eastAsiaTheme="minorHAnsi" w:hAnsiTheme="minorHAnsi" w:cstheme="minorHAnsi"/>
+          <w:b/>
+          <w:bCs/>
+          <w:kern w:val="2"/>
+          <w:lang w:val="en-IN" w:eastAsia="en-US" w:bidi="ar-SA"/>
+          <w14:ligatures w14:val="standardContextual"/>
+        </w:rPr>
+        <w:t xml:space="preserve"> Big Data Analytics (Ranked 1st)</w:t>
       </w:r>
       <w:r>
         <w:rPr>
@@ -2473,34 +2641,188 @@
           <w:lang w:val="en-IN" w:eastAsia="en-US" w:bidi="ar-SA"/>
           <w14:ligatures w14:val="standardContextual"/>
         </w:rPr>
+        <w:t xml:space="preserve"> CDAC Bengaluru</w:t>
+      </w:r>
+      <w:r>
+        <w:rPr>
+          <w:rFonts w:asciiTheme="minorHAnsi" w:eastAsiaTheme="minorHAnsi" w:hAnsiTheme="minorHAnsi" w:cstheme="minorHAnsi"/>
+          <w:kern w:val="2"/>
+          <w:lang w:val="en-IN" w:eastAsia="en-US" w:bidi="ar-SA"/>
+          <w14:ligatures w14:val="standardContextual"/>
+        </w:rPr>
+        <w:t xml:space="preserve">          </w:t>
+      </w:r>
+      <w:r>
+        <w:rPr>
+          <w:rFonts w:asciiTheme="minorHAnsi" w:eastAsiaTheme="minorHAnsi" w:hAnsiTheme="minorHAnsi" w:cstheme="minorHAnsi"/>
+          <w:kern w:val="2"/>
+          <w:lang w:val="en-IN" w:eastAsia="en-US" w:bidi="ar-SA"/>
+          <w14:ligatures w14:val="standardContextual"/>
+        </w:rPr>
+        <w:tab/>
+      </w:r>
+      <w:r>
+        <w:rPr>
+          <w:rFonts w:asciiTheme="minorHAnsi" w:eastAsiaTheme="minorHAnsi" w:hAnsiTheme="minorHAnsi" w:cstheme="minorHAnsi"/>
+          <w:kern w:val="2"/>
+          <w:lang w:val="en-IN" w:eastAsia="en-US" w:bidi="ar-SA"/>
+          <w14:ligatures w14:val="standardContextual"/>
+        </w:rPr>
+        <w:t xml:space="preserve">           </w:t>
+      </w:r>
+      <w:r>
+        <w:rPr>
+          <w:rFonts w:asciiTheme="minorHAnsi" w:eastAsiaTheme="minorHAnsi" w:hAnsiTheme="minorHAnsi" w:cstheme="minorHAnsi"/>
+          <w:b/>
+          <w:bCs/>
+          <w:kern w:val="2"/>
+          <w:lang w:val="en-IN" w:eastAsia="en-US" w:bidi="ar-SA"/>
+          <w14:ligatures w14:val="standardContextual"/>
+        </w:rPr>
+        <w:t xml:space="preserve">Sept </w:t>
+      </w:r>
+      <w:r>
+        <w:rPr>
+          <w:rFonts w:asciiTheme="minorHAnsi" w:eastAsiaTheme="minorHAnsi" w:hAnsiTheme="minorHAnsi" w:cstheme="minorHAnsi"/>
+          <w:b/>
+          <w:bCs/>
+          <w:kern w:val="2"/>
+          <w:lang w:val="en-IN" w:eastAsia="en-US" w:bidi="ar-SA"/>
+          <w14:ligatures w14:val="standardContextual"/>
+        </w:rPr>
+        <w:t>2022</w:t>
+      </w:r>
+      <w:r>
+        <w:rPr>
+          <w:rFonts w:asciiTheme="minorHAnsi" w:eastAsiaTheme="minorHAnsi" w:hAnsiTheme="minorHAnsi" w:cstheme="minorHAnsi"/>
+          <w:b/>
+          <w:bCs/>
+          <w:kern w:val="2"/>
+          <w:lang w:val="en-IN" w:eastAsia="en-US" w:bidi="ar-SA"/>
+          <w14:ligatures w14:val="standardContextual"/>
+        </w:rPr>
+        <w:t xml:space="preserve"> - </w:t>
+      </w:r>
+      <w:r>
+        <w:rPr>
+          <w:rFonts w:asciiTheme="minorHAnsi" w:eastAsiaTheme="minorHAnsi" w:hAnsiTheme="minorHAnsi" w:cstheme="minorHAnsi"/>
+          <w:b/>
+          <w:bCs/>
+          <w:kern w:val="2"/>
+          <w:lang w:val="en-IN" w:eastAsia="en-US" w:bidi="ar-SA"/>
+          <w14:ligatures w14:val="standardContextual"/>
+        </w:rPr>
+        <w:t xml:space="preserve">March </w:t>
+      </w:r>
+      <w:r>
+        <w:rPr>
+          <w:rFonts w:asciiTheme="minorHAnsi" w:eastAsiaTheme="minorHAnsi" w:hAnsiTheme="minorHAnsi" w:cstheme="minorHAnsi"/>
+          <w:b/>
+          <w:bCs/>
+          <w:kern w:val="2"/>
+          <w:lang w:val="en-IN" w:eastAsia="en-US" w:bidi="ar-SA"/>
+          <w14:ligatures w14:val="standardContextual"/>
+        </w:rPr>
+        <w:t>2023</w:t>
+      </w:r>
+    </w:p>
+    <w:p>
+      <w:pPr>
+        <w:pStyle w:val="LO-normal"/>
+        <w:numPr>
+          <w:ilvl w:val="0"/>
+          <w:numId w:val="15"/>
+        </w:numPr>
+        <w:ind w:left="0" w:right="-397"/>
+        <w:jc w:val="both"/>
+        <w:rPr>
+          <w:rFonts w:asciiTheme="minorHAnsi" w:eastAsiaTheme="minorHAnsi" w:hAnsiTheme="minorHAnsi" w:cstheme="minorHAnsi"/>
+          <w:kern w:val="2"/>
+          <w:lang w:val="en-IN" w:eastAsia="en-US" w:bidi="ar-SA"/>
+          <w14:ligatures w14:val="standardContextual"/>
+        </w:rPr>
+      </w:pPr>
+      <w:r>
+        <w:rPr>
+          <w:rFonts w:asciiTheme="minorHAnsi" w:eastAsiaTheme="minorHAnsi" w:hAnsiTheme="minorHAnsi" w:cstheme="minorHAnsi"/>
+          <w:b/>
+          <w:bCs/>
+          <w:kern w:val="2"/>
+          <w:lang w:val="en-IN" w:eastAsia="en-US" w:bidi="ar-SA"/>
+          <w14:ligatures w14:val="standardContextual"/>
+        </w:rPr>
+        <w:t>B</w:t>
+      </w:r>
+      <w:r>
+        <w:rPr>
+          <w:rFonts w:asciiTheme="minorHAnsi" w:eastAsiaTheme="minorHAnsi" w:hAnsiTheme="minorHAnsi" w:cstheme="minorHAnsi"/>
+          <w:b/>
+          <w:bCs/>
+          <w:kern w:val="2"/>
+          <w:lang w:val="en-IN" w:eastAsia="en-US" w:bidi="ar-SA"/>
+          <w14:ligatures w14:val="standardContextual"/>
+        </w:rPr>
+        <w:t>achelor of</w:t>
+      </w:r>
+      <w:r>
+        <w:rPr>
+          <w:rFonts w:asciiTheme="minorHAnsi" w:eastAsiaTheme="minorHAnsi" w:hAnsiTheme="minorHAnsi" w:cstheme="minorHAnsi"/>
+          <w:b/>
+          <w:bCs/>
+          <w:kern w:val="2"/>
+          <w:lang w:val="en-IN" w:eastAsia="en-US" w:bidi="ar-SA"/>
+          <w14:ligatures w14:val="standardContextual"/>
+        </w:rPr>
+        <w:t xml:space="preserve"> Tech</w:t>
+      </w:r>
+      <w:r>
+        <w:rPr>
+          <w:rFonts w:asciiTheme="minorHAnsi" w:eastAsiaTheme="minorHAnsi" w:hAnsiTheme="minorHAnsi" w:cstheme="minorHAnsi"/>
+          <w:b/>
+          <w:bCs/>
+          <w:kern w:val="2"/>
+          <w:lang w:val="en-IN" w:eastAsia="en-US" w:bidi="ar-SA"/>
+          <w14:ligatures w14:val="standardContextual"/>
+        </w:rPr>
+        <w:t>nology</w:t>
+      </w:r>
+      <w:r>
+        <w:rPr>
+          <w:rFonts w:asciiTheme="minorHAnsi" w:eastAsiaTheme="minorHAnsi" w:hAnsiTheme="minorHAnsi" w:cstheme="minorHAnsi"/>
+          <w:b/>
+          <w:bCs/>
+          <w:kern w:val="2"/>
+          <w:lang w:val="en-IN" w:eastAsia="en-US" w:bidi="ar-SA"/>
+          <w14:ligatures w14:val="standardContextual"/>
+        </w:rPr>
+        <w:t xml:space="preserve"> in Computer Science</w:t>
+      </w:r>
+      <w:r>
+        <w:rPr>
+          <w:rFonts w:asciiTheme="minorHAnsi" w:eastAsiaTheme="minorHAnsi" w:hAnsiTheme="minorHAnsi" w:cstheme="minorHAnsi"/>
+          <w:kern w:val="2"/>
+          <w:lang w:val="en-IN" w:eastAsia="en-US" w:bidi="ar-SA"/>
+          <w14:ligatures w14:val="standardContextual"/>
+        </w:rPr>
+        <w:t xml:space="preserve"> </w:t>
+      </w:r>
+      <w:r>
+        <w:rPr>
+          <w:rFonts w:asciiTheme="minorHAnsi" w:eastAsiaTheme="minorHAnsi" w:hAnsiTheme="minorHAnsi" w:cstheme="minorHAnsi"/>
+          <w:kern w:val="2"/>
+          <w:lang w:val="en-IN" w:eastAsia="en-US" w:bidi="ar-SA"/>
+          <w14:ligatures w14:val="standardContextual"/>
+        </w:rPr>
+        <w:t>-</w:t>
+      </w:r>
+      <w:r>
+        <w:rPr>
+          <w:rFonts w:asciiTheme="minorHAnsi" w:eastAsiaTheme="minorHAnsi" w:hAnsiTheme="minorHAnsi" w:cstheme="minorHAnsi"/>
+          <w:kern w:val="2"/>
+          <w:lang w:val="en-IN" w:eastAsia="en-US" w:bidi="ar-SA"/>
+          <w14:ligatures w14:val="standardContextual"/>
+        </w:rPr>
         <w:t xml:space="preserve"> UIET-MDU, Haryana</w:t>
-      </w:r>
-      <w:r>
-        <w:rPr>
-          <w:rFonts w:asciiTheme="minorHAnsi" w:eastAsiaTheme="minorHAnsi" w:hAnsiTheme="minorHAnsi" w:cstheme="minorHAnsi"/>
-          <w:kern w:val="2"/>
-          <w:lang w:val="en-IN" w:eastAsia="en-US" w:bidi="ar-SA"/>
-          <w14:ligatures w14:val="standardContextual"/>
-        </w:rPr>
-        <w:tab/>
-      </w:r>
-      <w:r>
-        <w:rPr>
-          <w:rFonts w:asciiTheme="minorHAnsi" w:eastAsiaTheme="minorHAnsi" w:hAnsiTheme="minorHAnsi" w:cstheme="minorHAnsi"/>
-          <w:kern w:val="2"/>
-          <w:lang w:val="en-IN" w:eastAsia="en-US" w:bidi="ar-SA"/>
-          <w14:ligatures w14:val="standardContextual"/>
-        </w:rPr>
-        <w:tab/>
-      </w:r>
-      <w:r>
-        <w:rPr>
-          <w:rFonts w:asciiTheme="minorHAnsi" w:eastAsiaTheme="minorHAnsi" w:hAnsiTheme="minorHAnsi" w:cstheme="minorHAnsi"/>
-          <w:kern w:val="2"/>
-          <w:lang w:val="en-IN" w:eastAsia="en-US" w:bidi="ar-SA"/>
-          <w14:ligatures w14:val="standardContextual"/>
-        </w:rPr>
-        <w:tab/>
       </w:r>
       <w:r>
         <w:rPr>
